--- a/archive/2026-10-02/contracts/통합본_A_장기_전속계약_및_부속서류.docx
+++ b/archive/2026-10-02/contracts/통합본_A_장기_전속계약_및_부속서류.docx
@@ -5591,7 +5591,7 @@
           <w:rFonts w:ascii="Calibri" w:hAnsi="Calibri" w:eastAsia="Malgun Gothic"/>
           <w:b w:val="0"/>
         </w:rPr>
-        <w:t>미회수 재투자금</w:t>
+        <w:t>제3항에 따라 산정한 미회수 재투자금 반환액</w:t>
       </w:r>
     </w:p>
     <w:p>
@@ -5639,7 +5639,7 @@
           <w:rFonts w:ascii="Calibri" w:hAnsi="Calibri" w:eastAsia="Malgun Gothic"/>
           <w:b w:val="0"/>
         </w:rPr>
-        <w:t>③ 미회수 재투자금 반환은 회사가 선수의 장래 활동을 전제로 집행한 투자금 중 계약 종료로 회수 기회를 잃은 금액을 정산하기 위한 것으로 위약벌과 그 목적을 달리한다.</w:t>
+        <w:t>③ 미회수 재투자금 반환액은 해지일 현재 미회수 재투자금에 잔여 계약기간을 전체 계약기간으로 나눈 비율을 곱한 금액으로 한다. 기간은 월 단위로 계산하며 1개월 미만은 버린다. 이 반환은 회사가 선수의 장래 활동을 전제로 집행한 투자금 중 계약 종료로 회수 기회를 잃은 금액을 정산하기 위한 것으로 위약벌과 그 목적을 달리한다.</w:t>
       </w:r>
     </w:p>
     <w:p>
@@ -5657,7 +5657,7 @@
           <w:rFonts w:ascii="Calibri" w:hAnsi="Calibri" w:eastAsia="Malgun Gothic"/>
           <w:b w:val="0"/>
         </w:rPr>
-        <w:t>⑤ 미회수 재투자금은 해지일부터 90일 이내에 지급한다. 선수의 요청과 회사의 동의가 있으면 최대 12개월 분할할 수 있으며, 분할잔액에는 연 5%의 이자를 적용한다.</w:t>
+        <w:t>⑤ 미회수 재투자금 반환액은 해지일부터 90일 이내에 지급한다. 선수의 요청과 회사의 동의가 있으면 최대 12개월 분할할 수 있으며, 분할잔액에는 연 5%의 이자를 적용한다.</w:t>
       </w:r>
     </w:p>
     <w:p>
@@ -12830,7 +12830,7 @@
           <w:rFonts w:ascii="Calibri" w:hAnsi="Calibri" w:eastAsia="Malgun Gothic"/>
           <w:b w:val="0"/>
         </w:rPr>
-        <w:t>이다. 회사는 예산과 목적을 미리 제시해 선수의 승인을 받고, 집행 내역과 증빙을 원장으로 공개한다.</w:t>
+        <w:t>이다. 회사는 예산과 목적을 미리 제시해 선수의 승인을 받고, 집행 내역과 증빙을 원장으로 공개한다. 다만 선수가 정당한 사유 없이 계약을 중도 해지하면, 아직 회수되지 않은 재투자금 중 남은 계약기간 비율만큼을 돌려주어야 한다.</w:t>
       </w:r>
     </w:p>
     <w:p>
@@ -13080,6 +13080,24 @@
           <w:b w:val="0"/>
         </w:rPr>
         <w:t>선수가 원하면 가능합니다. 다만 별도의 위임서와 비용합의가 필요합니다. 회사가 협상하더라도 연봉 자체는 선수에게 100% 귀속됩니다.</w:t>
+      </w:r>
+    </w:p>
+    <w:p>
+      <w:pPr>
+        <w:pStyle w:val="Heading2"/>
+        <w:keepNext/>
+      </w:pPr>
+      <w:r>
+        <w:t>11. 중간에 계약을 끝내면 재투자금을 돌려줘야 하나요?</w:t>
+      </w:r>
+    </w:p>
+    <w:p>
+      <w:r>
+        <w:rPr>
+          <w:rFonts w:ascii="Calibri" w:hAnsi="Calibri" w:eastAsia="Malgun Gothic"/>
+          <w:b w:val="0"/>
+        </w:rPr>
+        <w:t>정당한 사유 없이 선수가 중도 해지하는 경우에만, 아직 회수되지 않은 재투자금 중 남은 계약기간 비율만큼을 돌려줍니다. 계약을 오래 지킬수록 반환액이 줄어들고, 회사 잘못으로 해지하는 경우에는 반환하지 않습니다. 예: 5년 계약에서 4년을 채우고 해지할 때 미회수 재투자금이 2,000만 원이면, 2,000만 원 × 남은 1년/전체 5년 = 400만 원을 돌려줍니다.</w:t>
       </w:r>
     </w:p>
     <w:p>
@@ -13452,7 +13470,7 @@
           <w:rFonts w:ascii="Calibri" w:hAnsi="Calibri" w:eastAsia="Malgun Gothic"/>
           <w:b w:val="0"/>
         </w:rPr>
-        <w:t>수익배분으로 회사에 귀속된 회사 몫 중 일부를 회사가 다시 투자하는 것입니다. 선수의 예치금은 아닙니다.</w:t>
+        <w:t>수익배분으로 회사에 귀속된 회사 몫 중 일부를 회사가 다시 투자하는 것입니다. 선수의 예치금은 아닙니다. 다만 정당한 사유 없이 중도 해지하면 회수되지 않은 금액 중 남은 계약기간 비율만큼을 돌려주어야 합니다(Q33).</w:t>
       </w:r>
     </w:p>
     <w:p>
@@ -13722,7 +13740,7 @@
           <w:rFonts w:ascii="Calibri" w:hAnsi="Calibri" w:eastAsia="Malgun Gothic"/>
           <w:b w:val="0"/>
         </w:rPr>
-        <w:t>위약벌, 미회수 재투자금 및 미경과 계약금 반환의무가 발생할 수 있습니다.</w:t>
+        <w:t>위약벌과 미경과 계약금 반환의무가 발생할 수 있고, 미회수 재투자금 중 남은 계약기간 비율만큼을 돌려주어야 합니다. 예를 들어 5년 계약에서 4년을 채우고 해지할 때 미회수 재투자금이 2,000만 원이면, 2,000만 원 × 남은 1년/전체 5년 = 400만 원을 돌려줍니다.</w:t>
       </w:r>
     </w:p>
     <w:p>
@@ -14447,7 +14465,7 @@
                 <w:color w:val="000000"/>
                 <w:sz w:val="20"/>
               </w:rPr>
-              <w:t>재투자금은 회사에 귀속된 돈을 회사가 다시 투자하는 구조임</w:t>
+              <w:t>재투자금은 회사에 귀속된 돈을 회사가 다시 투자하는 구조이나, 정당한 사유 없이 중도 해지하면 미회수액 중 잔여 계약기간 비율만큼 반환함</w:t>
             </w:r>
           </w:p>
         </w:tc>

--- a/archive/2026-10-02/contracts/통합본_A_장기_전속계약_및_부속서류.docx
+++ b/archive/2026-10-02/contracts/통합본_A_장기_전속계약_및_부속서류.docx
@@ -5639,7 +5639,22 @@
           <w:rFonts w:ascii="Calibri" w:hAnsi="Calibri" w:eastAsia="Malgun Gothic"/>
           <w:b w:val="0"/>
         </w:rPr>
-        <w:t>③ 미회수 재투자금 반환액은 해지일 현재 미회수 재투자금에 잔여 계약기간을 전체 계약기간으로 나눈 비율을 곱한 금액으로 한다. 기간은 월 단위로 계산하며 1개월 미만은 버린다. 이 반환은 회사가 선수의 장래 활동을 전제로 집행한 투자금 중 계약 종료로 회수 기회를 잃은 금액을 정산하기 위한 것으로 위약벌과 그 목적을 달리한다.</w:t>
+        <w:t xml:space="preserve">③ 미회수 재투자금 반환액은 </w:t>
+      </w:r>
+      <w:r>
+        <w:rPr>
+          <w:rFonts w:ascii="Calibri" w:hAnsi="Calibri" w:eastAsia="Malgun Gothic"/>
+          <w:b/>
+          <w:color w:val="0D5F5A"/>
+        </w:rPr>
+        <w:t>해지일 현재 미회수 재투자금에 잔여 계약기간을 전체 계약기간으로 나눈 비율을 곱한 금액</w:t>
+      </w:r>
+      <w:r>
+        <w:rPr>
+          <w:rFonts w:ascii="Calibri" w:hAnsi="Calibri" w:eastAsia="Malgun Gothic"/>
+          <w:b w:val="0"/>
+        </w:rPr>
+        <w:t>으로 한다. 기간은 월 단위로 계산하며 1개월 미만은 버린다. 이 반환은 회사가 선수의 장래 활동을 전제로 집행한 투자금 중 계약 종료로 회수 기회를 잃은 금액을 정산하기 위한 것으로 위약벌과 그 목적을 달리한다.</w:t>
       </w:r>
     </w:p>
     <w:p>
@@ -5705,7 +5720,22 @@
           <w:rFonts w:ascii="Calibri" w:hAnsi="Calibri" w:eastAsia="Malgun Gothic"/>
           <w:b w:val="0"/>
         </w:rPr>
-        <w:t>③ 회사는 미회수 재투자금을 다음 금액에서 우선 회수할 수 있다.</w:t>
+        <w:t xml:space="preserve">③ 회사는 미회수 재투자금을 </w:t>
+      </w:r>
+      <w:r>
+        <w:rPr>
+          <w:rFonts w:ascii="Calibri" w:hAnsi="Calibri" w:eastAsia="Malgun Gothic"/>
+          <w:b/>
+          <w:color w:val="0D5F5A"/>
+        </w:rPr>
+        <w:t>다음 수익에서만</w:t>
+      </w:r>
+      <w:r>
+        <w:rPr>
+          <w:rFonts w:ascii="Calibri" w:hAnsi="Calibri" w:eastAsia="Malgun Gothic"/>
+          <w:b w:val="0"/>
+        </w:rPr>
+        <w:t xml:space="preserve"> 회수할 수 있다.</w:t>
       </w:r>
     </w:p>
     <w:p>
@@ -5739,42 +5769,20 @@
       </w:r>
     </w:p>
     <w:p>
-      <w:pPr>
-        <w:numPr>
-          <w:ilvl w:val="0"/>
-          <w:numId w:val="39"/>
-        </w:numPr>
-      </w:pPr>
-      <w:r>
-        <w:rPr>
-          <w:rFonts w:ascii="Calibri" w:hAnsi="Calibri" w:eastAsia="Malgun Gothic"/>
-          <w:b w:val="0"/>
-        </w:rPr>
-        <w:t>선수에게 지급할 미정산금</w:t>
-      </w:r>
-    </w:p>
-    <w:p>
-      <w:pPr>
-        <w:numPr>
-          <w:ilvl w:val="0"/>
-          <w:numId w:val="39"/>
-        </w:numPr>
-      </w:pPr>
-      <w:r>
-        <w:rPr>
-          <w:rFonts w:ascii="Calibri" w:hAnsi="Calibri" w:eastAsia="Malgun Gothic"/>
-          <w:b w:val="0"/>
-        </w:rPr>
-        <w:t>기타 상호 합의한 수익</w:t>
-      </w:r>
-    </w:p>
-    <w:p>
-      <w:r>
-        <w:rPr>
-          <w:rFonts w:ascii="Calibri" w:hAnsi="Calibri" w:eastAsia="Malgun Gothic"/>
-          <w:b w:val="0"/>
-        </w:rPr>
-        <w:t>④ 제3항으로 회수되지 않은 금액을 선수에게 현금으로 청구할지는 부상 정도, 선수의 경제적 상황, 회사의 투자내역과 향후 회수 가능성을 고려하여 별도 합의한다.</w:t>
+      <w:r>
+        <w:rPr>
+          <w:rFonts w:ascii="Calibri" w:hAnsi="Calibri" w:eastAsia="Malgun Gothic"/>
+          <w:b w:val="0"/>
+        </w:rPr>
+        <w:t xml:space="preserve">④ </w:t>
+      </w:r>
+      <w:r>
+        <w:rPr>
+          <w:rFonts w:ascii="Calibri" w:hAnsi="Calibri" w:eastAsia="Malgun Gothic"/>
+          <w:b/>
+          <w:color w:val="0D5F5A"/>
+        </w:rPr>
+        <w:t>제3항으로 회수되지 않은 금액은 회사가 부담하며, 선수에게 현금으로 청구하거나 선수에게 지급할 정산금 등에서 공제하지 않는다.</w:t>
       </w:r>
     </w:p>
     <w:p>
@@ -12830,7 +12838,22 @@
           <w:rFonts w:ascii="Calibri" w:hAnsi="Calibri" w:eastAsia="Malgun Gothic"/>
           <w:b w:val="0"/>
         </w:rPr>
-        <w:t>이다. 회사는 예산과 목적을 미리 제시해 선수의 승인을 받고, 집행 내역과 증빙을 원장으로 공개한다. 다만 선수가 정당한 사유 없이 계약을 중도 해지하면, 아직 회수되지 않은 재투자금 중 남은 계약기간 비율만큼을 돌려주어야 한다.</w:t>
+        <w:t xml:space="preserve">이다. 회사는 예산과 목적을 미리 제시해 선수의 승인을 받고, 집행 내역과 증빙을 원장으로 공개한다. 다만 선수가 정당한 사유 없이 계약을 중도 해지하면, 아직 회수되지 않은 재투자금 중 </w:t>
+      </w:r>
+      <w:r>
+        <w:rPr>
+          <w:rFonts w:ascii="Calibri" w:hAnsi="Calibri" w:eastAsia="Malgun Gothic"/>
+          <w:b/>
+          <w:color w:val="0D5F5A"/>
+        </w:rPr>
+        <w:t>남은 계약기간 비율만큼</w:t>
+      </w:r>
+      <w:r>
+        <w:rPr>
+          <w:rFonts w:ascii="Calibri" w:hAnsi="Calibri" w:eastAsia="Malgun Gothic"/>
+          <w:b w:val="0"/>
+        </w:rPr>
+        <w:t>을 돌려주어야 한다.</w:t>
       </w:r>
     </w:p>
     <w:p>
@@ -13061,7 +13084,30 @@
           <w:rFonts w:ascii="Calibri" w:hAnsi="Calibri" w:eastAsia="Malgun Gothic"/>
           <w:b w:val="0"/>
         </w:rPr>
-        <w:t>선수 잘못이 아닌 부상·질병으로 계약을 종료하는 경우 위약벌은 없습니다. 미회수 투자금은 기존 콘텐츠·채널 수익에서 먼저 회수합니다.</w:t>
+        <w:t xml:space="preserve">선수 잘못이 아닌 부상·질병으로 계약을 종료하는 경우 </w:t>
+      </w:r>
+      <w:r>
+        <w:rPr>
+          <w:rFonts w:ascii="Calibri" w:hAnsi="Calibri" w:eastAsia="Malgun Gothic"/>
+          <w:b/>
+          <w:color w:val="0D5F5A"/>
+        </w:rPr>
+        <w:t>위약벌은 없습니다.</w:t>
+      </w:r>
+      <w:r>
+        <w:rPr>
+          <w:rFonts w:ascii="Calibri" w:hAnsi="Calibri" w:eastAsia="Malgun Gothic"/>
+          <w:b w:val="0"/>
+        </w:rPr>
+        <w:t xml:space="preserve"> </w:t>
+      </w:r>
+      <w:r>
+        <w:rPr>
+          <w:rFonts w:ascii="Calibri" w:hAnsi="Calibri" w:eastAsia="Malgun Gothic"/>
+          <w:b/>
+          <w:color w:val="0D5F5A"/>
+        </w:rPr>
+        <w:t>회수되지 않은 재투자금은 기존 콘텐츠·채널 수익에서만 회수하며, 선수에게 청구하거나 정산금에서 빼지 않습니다.</w:t>
       </w:r>
     </w:p>
     <w:p>
@@ -13097,7 +13143,37 @@
           <w:rFonts w:ascii="Calibri" w:hAnsi="Calibri" w:eastAsia="Malgun Gothic"/>
           <w:b w:val="0"/>
         </w:rPr>
-        <w:t>정당한 사유 없이 선수가 중도 해지하는 경우에만, 아직 회수되지 않은 재투자금 중 남은 계약기간 비율만큼을 돌려줍니다. 계약을 오래 지킬수록 반환액이 줄어들고, 회사 잘못으로 해지하는 경우에는 반환하지 않습니다. 예: 5년 계약에서 4년을 채우고 해지할 때 미회수 재투자금이 2,000만 원이면, 2,000만 원 × 남은 1년/전체 5년 = 400만 원을 돌려줍니다.</w:t>
+        <w:t xml:space="preserve">정당한 사유 없이 선수가 중도 해지하는 경우에만, 아직 회수되지 않은 재투자금 중 </w:t>
+      </w:r>
+      <w:r>
+        <w:rPr>
+          <w:rFonts w:ascii="Calibri" w:hAnsi="Calibri" w:eastAsia="Malgun Gothic"/>
+          <w:b/>
+          <w:color w:val="0D5F5A"/>
+        </w:rPr>
+        <w:t>남은 계약기간 비율만큼</w:t>
+      </w:r>
+      <w:r>
+        <w:rPr>
+          <w:rFonts w:ascii="Calibri" w:hAnsi="Calibri" w:eastAsia="Malgun Gothic"/>
+          <w:b w:val="0"/>
+        </w:rPr>
+        <w:t xml:space="preserve">을 돌려줍니다. 계약을 오래 지킬수록 반환액이 줄어들고, </w:t>
+      </w:r>
+      <w:r>
+        <w:rPr>
+          <w:rFonts w:ascii="Calibri" w:hAnsi="Calibri" w:eastAsia="Malgun Gothic"/>
+          <w:b/>
+          <w:color w:val="0D5F5A"/>
+        </w:rPr>
+        <w:t>회사 잘못으로 해지하거나 부상·질병으로 끝나는 경우에는 반환하지 않습니다.</w:t>
+      </w:r>
+      <w:r>
+        <w:rPr>
+          <w:rFonts w:ascii="Calibri" w:hAnsi="Calibri" w:eastAsia="Malgun Gothic"/>
+          <w:b w:val="0"/>
+        </w:rPr>
+        <w:t xml:space="preserve"> 예: 5년 계약에서 4년을 채우고 해지할 때 미회수 재투자금이 2,000만 원이면, 2,000만 원 × 남은 1년/전체 5년 = 400만 원을 돌려줍니다.</w:t>
       </w:r>
     </w:p>
     <w:p>
@@ -13470,7 +13546,22 @@
           <w:rFonts w:ascii="Calibri" w:hAnsi="Calibri" w:eastAsia="Malgun Gothic"/>
           <w:b w:val="0"/>
         </w:rPr>
-        <w:t>수익배분으로 회사에 귀속된 회사 몫 중 일부를 회사가 다시 투자하는 것입니다. 선수의 예치금은 아닙니다. 다만 정당한 사유 없이 중도 해지하면 회수되지 않은 금액 중 남은 계약기간 비율만큼을 돌려주어야 합니다(Q33).</w:t>
+        <w:t xml:space="preserve">수익배분으로 회사에 귀속된 회사 몫 중 일부를 회사가 다시 투자하는 것입니다. 선수의 예치금은 아닙니다. 다만 정당한 사유 없이 중도 해지하면 회수되지 않은 금액 중 </w:t>
+      </w:r>
+      <w:r>
+        <w:rPr>
+          <w:rFonts w:ascii="Calibri" w:hAnsi="Calibri" w:eastAsia="Malgun Gothic"/>
+          <w:b/>
+          <w:color w:val="0D5F5A"/>
+        </w:rPr>
+        <w:t>남은 계약기간 비율만큼</w:t>
+      </w:r>
+      <w:r>
+        <w:rPr>
+          <w:rFonts w:ascii="Calibri" w:hAnsi="Calibri" w:eastAsia="Malgun Gothic"/>
+          <w:b w:val="0"/>
+        </w:rPr>
+        <w:t>을 돌려주어야 합니다(Q33).</w:t>
       </w:r>
     </w:p>
     <w:p>
@@ -13740,7 +13831,22 @@
           <w:rFonts w:ascii="Calibri" w:hAnsi="Calibri" w:eastAsia="Malgun Gothic"/>
           <w:b w:val="0"/>
         </w:rPr>
-        <w:t>위약벌과 미경과 계약금 반환의무가 발생할 수 있고, 미회수 재투자금 중 남은 계약기간 비율만큼을 돌려주어야 합니다. 예를 들어 5년 계약에서 4년을 채우고 해지할 때 미회수 재투자금이 2,000만 원이면, 2,000만 원 × 남은 1년/전체 5년 = 400만 원을 돌려줍니다.</w:t>
+        <w:t xml:space="preserve">위약벌과 미경과 계약금 반환의무가 발생할 수 있고, 미회수 재투자금 중 </w:t>
+      </w:r>
+      <w:r>
+        <w:rPr>
+          <w:rFonts w:ascii="Calibri" w:hAnsi="Calibri" w:eastAsia="Malgun Gothic"/>
+          <w:b/>
+          <w:color w:val="0D5F5A"/>
+        </w:rPr>
+        <w:t>남은 계약기간 비율만큼</w:t>
+      </w:r>
+      <w:r>
+        <w:rPr>
+          <w:rFonts w:ascii="Calibri" w:hAnsi="Calibri" w:eastAsia="Malgun Gothic"/>
+          <w:b w:val="0"/>
+        </w:rPr>
+        <w:t>을 돌려주어야 합니다. 예를 들어 5년 계약에서 4년을 채우고 해지할 때 미회수 재투자금이 2,000만 원이면, 2,000만 원 × 남은 1년/전체 5년 = 400만 원을 돌려줍니다.</w:t>
       </w:r>
     </w:p>
     <w:p>
@@ -13758,7 +13864,30 @@
           <w:rFonts w:ascii="Calibri" w:hAnsi="Calibri" w:eastAsia="Malgun Gothic"/>
           <w:b w:val="0"/>
         </w:rPr>
-        <w:t>계약 변경·중지·종료를 협의합니다. 선수 잘못이 아닌 부상이라면 위약벌은 없습니다.</w:t>
+        <w:t xml:space="preserve">계약 변경·중지·종료를 협의합니다. 선수 잘못이 아닌 부상이라면 </w:t>
+      </w:r>
+      <w:r>
+        <w:rPr>
+          <w:rFonts w:ascii="Calibri" w:hAnsi="Calibri" w:eastAsia="Malgun Gothic"/>
+          <w:b/>
+          <w:color w:val="0D5F5A"/>
+        </w:rPr>
+        <w:t>위약벌은 없습니다.</w:t>
+      </w:r>
+      <w:r>
+        <w:rPr>
+          <w:rFonts w:ascii="Calibri" w:hAnsi="Calibri" w:eastAsia="Malgun Gothic"/>
+          <w:b w:val="0"/>
+        </w:rPr>
+        <w:t xml:space="preserve"> </w:t>
+      </w:r>
+      <w:r>
+        <w:rPr>
+          <w:rFonts w:ascii="Calibri" w:hAnsi="Calibri" w:eastAsia="Malgun Gothic"/>
+          <w:b/>
+          <w:color w:val="0D5F5A"/>
+        </w:rPr>
+        <w:t>회수되지 않은 재투자금도 선수에게 청구하거나 정산금에서 빼지 않습니다.</w:t>
       </w:r>
     </w:p>
     <w:p>
@@ -14465,7 +14594,25 @@
                 <w:color w:val="000000"/>
                 <w:sz w:val="20"/>
               </w:rPr>
-              <w:t>재투자금은 회사에 귀속된 돈을 회사가 다시 투자하는 구조이나, 정당한 사유 없이 중도 해지하면 미회수액 중 잔여 계약기간 비율만큼 반환함</w:t>
+              <w:t xml:space="preserve">재투자금은 회사에 귀속된 돈을 회사가 다시 투자하는 구조이나, 정당한 사유 없이 중도 해지하면 미회수액 중 </w:t>
+            </w:r>
+            <w:r>
+              <w:rPr>
+                <w:rFonts w:ascii="맑은 고딕" w:hAnsi="맑은 고딕" w:eastAsia="맑은 고딕"/>
+                <w:b/>
+                <w:color w:val="0D5F5A"/>
+                <w:sz w:val="20"/>
+              </w:rPr>
+              <w:t>잔여 계약기간 비율만큼</w:t>
+            </w:r>
+            <w:r>
+              <w:rPr>
+                <w:rFonts w:ascii="맑은 고딕" w:hAnsi="맑은 고딕" w:eastAsia="맑은 고딕"/>
+                <w:b w:val="0"/>
+                <w:color w:val="000000"/>
+                <w:sz w:val="20"/>
+              </w:rPr>
+              <w:t xml:space="preserve"> 반환함</w:t>
             </w:r>
           </w:p>
         </w:tc>
@@ -14892,7 +15039,16 @@
                 <w:color w:val="000000"/>
                 <w:sz w:val="20"/>
               </w:rPr>
-              <w:t>선수 잘못이 아닌 부상 해지에는 위약벌이 없음</w:t>
+              <w:t xml:space="preserve">선수 잘못이 아닌 부상 해지에는 </w:t>
+            </w:r>
+            <w:r>
+              <w:rPr>
+                <w:rFonts w:ascii="맑은 고딕" w:hAnsi="맑은 고딕" w:eastAsia="맑은 고딕"/>
+                <w:b/>
+                <w:color w:val="0D5F5A"/>
+                <w:sz w:val="20"/>
+              </w:rPr>
+              <w:t>위약벌이 없고, 미회수 재투자금도 선수에게 청구하지 않음</w:t>
             </w:r>
           </w:p>
         </w:tc>

--- a/archive/2026-10-02/contracts/통합본_A_장기_전속계약_및_부속서류.docx
+++ b/archive/2026-10-02/contracts/통합본_A_장기_전속계약_및_부속서류.docx
@@ -2358,6 +2358,28 @@
         </w:rPr>
         <w:t>④ 선수가 제3자로부터 광고·스폰서십·방송·행사·강연·콘텐츠 등의 제안을 직접 받은 경우 지체 없이 회사에 알려야 한다.</w:t>
       </w:r>
+      <w:r>
+        <w:rPr>
+          <w:rFonts w:ascii="Calibri" w:hAnsi="Calibri" w:eastAsia="Malgun Gothic"/>
+          <w:b w:val="0"/>
+        </w:rPr>
+        <w:t xml:space="preserve"> 선수가 제안을 받은 날짜·제안자·경로를 회사에 서면으로 알린 거래는 </w:t>
+      </w:r>
+      <w:r>
+        <w:rPr>
+          <w:rFonts w:ascii="Calibri" w:hAnsi="Calibri" w:eastAsia="Malgun Gothic"/>
+          <w:b/>
+          <w:color w:val="0D5F5A"/>
+        </w:rPr>
+        <w:t>“선수 직접 유치 거래”</w:t>
+      </w:r>
+      <w:r>
+        <w:rPr>
+          <w:rFonts w:ascii="Calibri" w:hAnsi="Calibri" w:eastAsia="Malgun Gothic"/>
+          <w:b w:val="0"/>
+        </w:rPr>
+        <w:t>로 보며, 회사가 이를 교섭·계약·정산하는 경우 제12조제4항 단서의 배분비율을 적용한다.</w:t>
+      </w:r>
     </w:p>
     <w:p>
       <w:r>
@@ -3997,6 +4019,28 @@
           <w:b w:val="0"/>
         </w:rPr>
         <w:t>배분가능 순수익은 선수 50%, 회사 50%로 배분한다.</w:t>
+      </w:r>
+      <w:r>
+        <w:rPr>
+          <w:rFonts w:ascii="Calibri" w:hAnsi="Calibri" w:eastAsia="Malgun Gothic"/>
+          <w:b w:val="0"/>
+        </w:rPr>
+        <w:t xml:space="preserve"> 다만 제3조제4항의 선수 직접 유치 거래에서 발생한 배분가능 순수익은 </w:t>
+      </w:r>
+      <w:r>
+        <w:rPr>
+          <w:rFonts w:ascii="Calibri" w:hAnsi="Calibri" w:eastAsia="Malgun Gothic"/>
+          <w:b/>
+          <w:color w:val="0D5F5A"/>
+        </w:rPr>
+        <w:t>선수 70%, 회사 30%</w:t>
+      </w:r>
+      <w:r>
+        <w:rPr>
+          <w:rFonts w:ascii="Calibri" w:hAnsi="Calibri" w:eastAsia="Malgun Gothic"/>
+          <w:b w:val="0"/>
+        </w:rPr>
+        <w:t>로 배분한다.</w:t>
       </w:r>
     </w:p>
     <w:p>
@@ -7978,6 +8022,123 @@
             <w:r>
               <w:rPr>
                 <w:rFonts w:ascii="맑은 고딕" w:hAnsi="맑은 고딕" w:eastAsia="맑은 고딕"/>
+                <w:b/>
+                <w:color w:val="0D5F5A"/>
+                <w:sz w:val="20"/>
+              </w:rPr>
+              <w:t>선수 직접 유치 스폰서·광고·행사</w:t>
+            </w:r>
+          </w:p>
+        </w:tc>
+        <w:tc>
+          <w:tcPr>
+            <w:tcW w:type="dxa" w:w="1105"/>
+            <w:vAlign w:val="center"/>
+            <w:tcMar>
+              <w:top w:w="100" w:type="dxa"/>
+              <w:start w:w="100" w:type="dxa"/>
+              <w:bottom w:w="100" w:type="dxa"/>
+              <w:end w:w="100" w:type="dxa"/>
+            </w:tcMar>
+          </w:tcPr>
+          <w:p>
+            <w:pPr>
+              <w:pStyle w:val="TableBody"/>
+              <w:spacing w:after="0" w:line="276" w:lineRule="auto"/>
+              <w:jc w:val="center"/>
+            </w:pPr>
+            <w:r>
+              <w:rPr>
+                <w:rFonts w:ascii="맑은 고딕" w:hAnsi="맑은 고딕" w:eastAsia="맑은 고딕"/>
+                <w:b/>
+                <w:color w:val="0D5F5A"/>
+                <w:sz w:val="20"/>
+              </w:rPr>
+              <w:t>70%</w:t>
+            </w:r>
+          </w:p>
+        </w:tc>
+        <w:tc>
+          <w:tcPr>
+            <w:tcW w:type="dxa" w:w="1360"/>
+            <w:vAlign w:val="center"/>
+            <w:tcMar>
+              <w:top w:w="100" w:type="dxa"/>
+              <w:start w:w="100" w:type="dxa"/>
+              <w:bottom w:w="100" w:type="dxa"/>
+              <w:end w:w="100" w:type="dxa"/>
+            </w:tcMar>
+          </w:tcPr>
+          <w:p>
+            <w:pPr>
+              <w:pStyle w:val="TableBody"/>
+              <w:spacing w:after="0" w:line="276" w:lineRule="auto"/>
+              <w:jc w:val="center"/>
+            </w:pPr>
+            <w:r>
+              <w:rPr>
+                <w:rFonts w:ascii="맑은 고딕" w:hAnsi="맑은 고딕" w:eastAsia="맑은 고딕"/>
+                <w:b/>
+                <w:color w:val="0D5F5A"/>
+                <w:sz w:val="20"/>
+              </w:rPr>
+              <w:t>30%</w:t>
+            </w:r>
+          </w:p>
+        </w:tc>
+        <w:tc>
+          <w:tcPr>
+            <w:tcW w:type="dxa" w:w="2380"/>
+            <w:vAlign w:val="center"/>
+            <w:tcMar>
+              <w:top w:w="100" w:type="dxa"/>
+              <w:start w:w="100" w:type="dxa"/>
+              <w:bottom w:w="100" w:type="dxa"/>
+              <w:end w:w="100" w:type="dxa"/>
+            </w:tcMar>
+          </w:tcPr>
+          <w:p>
+            <w:pPr>
+              <w:pStyle w:val="TableBody"/>
+              <w:spacing w:after="0" w:line="276" w:lineRule="auto"/>
+              <w:jc w:val="center"/>
+            </w:pPr>
+            <w:r>
+              <w:rPr>
+                <w:rFonts w:ascii="맑은 고딕" w:hAnsi="맑은 고딕" w:eastAsia="맑은 고딕"/>
+                <w:b w:val="0"/>
+                <w:color w:val="000000"/>
+                <w:sz w:val="20"/>
+              </w:rPr>
+              <w:t>제3조④ 서면 통지 후 회사 진행 · 직접비 공제 후</w:t>
+            </w:r>
+          </w:p>
+        </w:tc>
+      </w:tr>
+      <w:tr>
+        <w:trPr>
+          <w:cantSplit/>
+        </w:trPr>
+        <w:tc>
+          <w:tcPr>
+            <w:tcW w:type="dxa" w:w="3655"/>
+            <w:vAlign w:val="center"/>
+            <w:tcMar>
+              <w:top w:w="100" w:type="dxa"/>
+              <w:start w:w="100" w:type="dxa"/>
+              <w:bottom w:w="100" w:type="dxa"/>
+              <w:end w:w="100" w:type="dxa"/>
+            </w:tcMar>
+          </w:tcPr>
+          <w:p>
+            <w:pPr>
+              <w:pStyle w:val="TableBody"/>
+              <w:spacing w:after="0" w:line="276" w:lineRule="auto"/>
+              <w:jc w:val="left"/>
+            </w:pPr>
+            <w:r>
+              <w:rPr>
+                <w:rFonts w:ascii="맑은 고딕" w:hAnsi="맑은 고딕" w:eastAsia="맑은 고딕"/>
                 <w:b w:val="0"/>
                 <w:color w:val="000000"/>
                 <w:sz w:val="20"/>
@@ -12996,6 +13157,28 @@
         </w:rPr>
         <w:t>직접비용을 공제한 순수익을 선수 50%, 회사 50%로 나눕니다.</w:t>
       </w:r>
+      <w:r>
+        <w:rPr>
+          <w:rFonts w:ascii="Calibri" w:hAnsi="Calibri" w:eastAsia="Malgun Gothic"/>
+          <w:b w:val="0"/>
+        </w:rPr>
+        <w:t xml:space="preserve"> 다만 선수가 직접 받아 회사에 서면으로 알린 제안을 회사가 진행하면 </w:t>
+      </w:r>
+      <w:r>
+        <w:rPr>
+          <w:rFonts w:ascii="Calibri" w:hAnsi="Calibri" w:eastAsia="Malgun Gothic"/>
+          <w:b/>
+          <w:color w:val="0D5F5A"/>
+        </w:rPr>
+        <w:t>선수 70%, 회사 30%</w:t>
+      </w:r>
+      <w:r>
+        <w:rPr>
+          <w:rFonts w:ascii="Calibri" w:hAnsi="Calibri" w:eastAsia="Malgun Gothic"/>
+          <w:b w:val="0"/>
+        </w:rPr>
+        <w:t>로 나눕니다.</w:t>
+      </w:r>
     </w:p>
     <w:p>
       <w:pPr>
@@ -13349,6 +13532,28 @@
           <w:b w:val="0"/>
         </w:rPr>
         <w:t>회사에 알려야 합니다. 전속 매니지먼트 범위에 해당하면 회사가 조건을 검토하고 교섭합니다.</w:t>
+      </w:r>
+      <w:r>
+        <w:rPr>
+          <w:rFonts w:ascii="Calibri" w:hAnsi="Calibri" w:eastAsia="Malgun Gothic"/>
+          <w:b w:val="0"/>
+        </w:rPr>
+        <w:t xml:space="preserve"> 제안을 받은 날짜·제안자·경로를 서면(문자·이메일 포함)으로 알리면 “선수 직접 유치 거래”가 되고, 회사가 진행해도 수익은 </w:t>
+      </w:r>
+      <w:r>
+        <w:rPr>
+          <w:rFonts w:ascii="Calibri" w:hAnsi="Calibri" w:eastAsia="Malgun Gothic"/>
+          <w:b/>
+          <w:color w:val="0D5F5A"/>
+        </w:rPr>
+        <w:t>선수 70%, 회사 30%</w:t>
+      </w:r>
+      <w:r>
+        <w:rPr>
+          <w:rFonts w:ascii="Calibri" w:hAnsi="Calibri" w:eastAsia="Malgun Gothic"/>
+          <w:b w:val="0"/>
+        </w:rPr>
+        <w:t>로 나눕니다.</w:t>
       </w:r>
     </w:p>
     <w:p>
@@ -14472,7 +14677,25 @@
                 <w:color w:val="000000"/>
                 <w:sz w:val="20"/>
               </w:rPr>
-              <w:t>일반 배분대상 순수익은 선수 50%, 회사 50%임</w:t>
+              <w:t xml:space="preserve">일반 배분대상 순수익은 선수 50%, 회사 50%이며, 선수가 직접 유치해 서면으로 알린 거래는 </w:t>
+            </w:r>
+            <w:r>
+              <w:rPr>
+                <w:rFonts w:ascii="맑은 고딕" w:hAnsi="맑은 고딕" w:eastAsia="맑은 고딕"/>
+                <w:b/>
+                <w:color w:val="0D5F5A"/>
+                <w:sz w:val="20"/>
+              </w:rPr>
+              <w:t>선수 70%, 회사 30%</w:t>
+            </w:r>
+            <w:r>
+              <w:rPr>
+                <w:rFonts w:ascii="맑은 고딕" w:hAnsi="맑은 고딕" w:eastAsia="맑은 고딕"/>
+                <w:b w:val="0"/>
+                <w:color w:val="000000"/>
+                <w:sz w:val="20"/>
+              </w:rPr>
+              <w:t>임</w:t>
             </w:r>
           </w:p>
         </w:tc>

--- a/archive/2026-10-02/contracts/통합본_A_장기_전속계약_및_부속서류.docx
+++ b/archive/2026-10-02/contracts/통합본_A_장기_전속계약_및_부속서류.docx
@@ -2363,7 +2363,7 @@
           <w:rFonts w:ascii="Calibri" w:hAnsi="Calibri" w:eastAsia="Malgun Gothic"/>
           <w:b w:val="0"/>
         </w:rPr>
-        <w:t xml:space="preserve"> 선수가 제안을 받은 날짜·제안자·경로를 회사에 서면으로 알린 거래는 </w:t>
+        <w:t xml:space="preserve"> 선수가 본인의 계정·연락처로 받은 제안으로서 그 날짜·제안자·경로를 회사에 서면으로 알린 거래는 </w:t>
       </w:r>
       <w:r>
         <w:rPr>
@@ -2379,6 +2379,13 @@
           <w:b w:val="0"/>
         </w:rPr>
         <w:t>로 보며, 회사가 이를 교섭·계약·정산하는 경우 제12조제4항 단서의 배분비율을 적용한다.</w:t>
+      </w:r>
+      <w:r>
+        <w:rPr>
+          <w:rFonts w:ascii="Calibri" w:hAnsi="Calibri" w:eastAsia="Malgun Gothic"/>
+          <w:b w:val="0"/>
+        </w:rPr>
+        <w:t xml:space="preserve"> 다만 회사의 계정·이메일·연락처나 회사가 배포한 제안서 등 회사 채널을 통해 접수된 제안은 특정 선수를 지목한 경우에도 회사가 유치한 거래로 보아 제12조제4항 본문의 배분비율을 적용한다.</w:t>
       </w:r>
     </w:p>
     <w:p>
@@ -8140,6 +8147,119 @@
               <w:rPr>
                 <w:rFonts w:ascii="맑은 고딕" w:hAnsi="맑은 고딕" w:eastAsia="맑은 고딕"/>
                 <w:b w:val="0"/>
+                <w:sz w:val="20"/>
+              </w:rPr>
+              <w:t>회사 채널 접수 제안 (선수 지목 포함)</w:t>
+            </w:r>
+          </w:p>
+        </w:tc>
+        <w:tc>
+          <w:tcPr>
+            <w:tcW w:type="dxa" w:w="1105"/>
+            <w:vAlign w:val="center"/>
+            <w:tcMar>
+              <w:top w:w="100" w:type="dxa"/>
+              <w:start w:w="100" w:type="dxa"/>
+              <w:bottom w:w="100" w:type="dxa"/>
+              <w:end w:w="100" w:type="dxa"/>
+            </w:tcMar>
+          </w:tcPr>
+          <w:p>
+            <w:pPr>
+              <w:pStyle w:val="TableBody"/>
+              <w:spacing w:after="0" w:line="276" w:lineRule="auto"/>
+              <w:jc w:val="center"/>
+            </w:pPr>
+            <w:r>
+              <w:rPr>
+                <w:rFonts w:ascii="맑은 고딕" w:hAnsi="맑은 고딕" w:eastAsia="맑은 고딕"/>
+                <w:b w:val="0"/>
+                <w:sz w:val="20"/>
+              </w:rPr>
+              <w:t>50%</w:t>
+            </w:r>
+          </w:p>
+        </w:tc>
+        <w:tc>
+          <w:tcPr>
+            <w:tcW w:type="dxa" w:w="1360"/>
+            <w:vAlign w:val="center"/>
+            <w:tcMar>
+              <w:top w:w="100" w:type="dxa"/>
+              <w:start w:w="100" w:type="dxa"/>
+              <w:bottom w:w="100" w:type="dxa"/>
+              <w:end w:w="100" w:type="dxa"/>
+            </w:tcMar>
+          </w:tcPr>
+          <w:p>
+            <w:pPr>
+              <w:pStyle w:val="TableBody"/>
+              <w:spacing w:after="0" w:line="276" w:lineRule="auto"/>
+              <w:jc w:val="center"/>
+            </w:pPr>
+            <w:r>
+              <w:rPr>
+                <w:rFonts w:ascii="맑은 고딕" w:hAnsi="맑은 고딕" w:eastAsia="맑은 고딕"/>
+                <w:b w:val="0"/>
+                <w:sz w:val="20"/>
+              </w:rPr>
+              <w:t>50%</w:t>
+            </w:r>
+          </w:p>
+        </w:tc>
+        <w:tc>
+          <w:tcPr>
+            <w:tcW w:type="dxa" w:w="2380"/>
+            <w:vAlign w:val="center"/>
+            <w:tcMar>
+              <w:top w:w="100" w:type="dxa"/>
+              <w:start w:w="100" w:type="dxa"/>
+              <w:bottom w:w="100" w:type="dxa"/>
+              <w:end w:w="100" w:type="dxa"/>
+            </w:tcMar>
+          </w:tcPr>
+          <w:p>
+            <w:pPr>
+              <w:pStyle w:val="TableBody"/>
+              <w:spacing w:after="0" w:line="276" w:lineRule="auto"/>
+              <w:jc w:val="center"/>
+            </w:pPr>
+            <w:r>
+              <w:rPr>
+                <w:rFonts w:ascii="맑은 고딕" w:hAnsi="맑은 고딕" w:eastAsia="맑은 고딕"/>
+                <w:b w:val="0"/>
+                <w:sz w:val="20"/>
+              </w:rPr>
+              <w:t>회사 계정·이메일·제안서 경유 · 직접비 공제 후</w:t>
+            </w:r>
+          </w:p>
+        </w:tc>
+      </w:tr>
+      <w:tr>
+        <w:trPr>
+          <w:cantSplit/>
+        </w:trPr>
+        <w:tc>
+          <w:tcPr>
+            <w:tcW w:type="dxa" w:w="3655"/>
+            <w:vAlign w:val="center"/>
+            <w:tcMar>
+              <w:top w:w="100" w:type="dxa"/>
+              <w:start w:w="100" w:type="dxa"/>
+              <w:bottom w:w="100" w:type="dxa"/>
+              <w:end w:w="100" w:type="dxa"/>
+            </w:tcMar>
+          </w:tcPr>
+          <w:p>
+            <w:pPr>
+              <w:pStyle w:val="TableBody"/>
+              <w:spacing w:after="0" w:line="276" w:lineRule="auto"/>
+              <w:jc w:val="left"/>
+            </w:pPr>
+            <w:r>
+              <w:rPr>
+                <w:rFonts w:ascii="맑은 고딕" w:hAnsi="맑은 고딕" w:eastAsia="맑은 고딕"/>
+                <w:b w:val="0"/>
                 <w:color w:val="000000"/>
                 <w:sz w:val="20"/>
               </w:rPr>
@@ -13162,7 +13282,7 @@
           <w:rFonts w:ascii="Calibri" w:hAnsi="Calibri" w:eastAsia="Malgun Gothic"/>
           <w:b w:val="0"/>
         </w:rPr>
-        <w:t xml:space="preserve"> 다만 선수가 직접 받아 회사에 서면으로 알린 제안을 회사가 진행하면 </w:t>
+        <w:t xml:space="preserve"> 다만 선수가 본인 계정·연락처로 직접 받아 회사에 서면으로 알린 제안을 회사가 진행하면 </w:t>
       </w:r>
       <w:r>
         <w:rPr>
@@ -13178,6 +13298,13 @@
           <w:b w:val="0"/>
         </w:rPr>
         <w:t>로 나눕니다.</w:t>
+      </w:r>
+      <w:r>
+        <w:rPr>
+          <w:rFonts w:ascii="Calibri" w:hAnsi="Calibri" w:eastAsia="Malgun Gothic"/>
+          <w:b w:val="0"/>
+        </w:rPr>
+        <w:t xml:space="preserve"> AAC 계정·이메일·제안서로 들어온 제안은 선수를 지목했더라도 50:50입니다.</w:t>
       </w:r>
     </w:p>
     <w:p>
@@ -13538,7 +13665,7 @@
           <w:rFonts w:ascii="Calibri" w:hAnsi="Calibri" w:eastAsia="Malgun Gothic"/>
           <w:b w:val="0"/>
         </w:rPr>
-        <w:t xml:space="preserve"> 제안을 받은 날짜·제안자·경로를 서면(문자·이메일 포함)으로 알리면 “선수 직접 유치 거래”가 되고, 회사가 진행해도 수익은 </w:t>
+        <w:t xml:space="preserve"> 본인 계정·연락처로 받은 제안의 날짜·제안자·경로를 서면(문자·이메일 포함)으로 알리면 “선수 직접 유치 거래”가 되고, 회사가 진행해도 수익은 </w:t>
       </w:r>
       <w:r>
         <w:rPr>
@@ -13554,6 +13681,13 @@
           <w:b w:val="0"/>
         </w:rPr>
         <w:t>로 나눕니다.</w:t>
+      </w:r>
+      <w:r>
+        <w:rPr>
+          <w:rFonts w:ascii="Calibri" w:hAnsi="Calibri" w:eastAsia="Malgun Gothic"/>
+          <w:b w:val="0"/>
+        </w:rPr>
+        <w:t xml:space="preserve"> 다만 AAC 인스타그램·이메일이나 회사 제안서를 통해 들어온 제안은 선수를 지목했더라도 회사 유치로 보아 50:50입니다.</w:t>
       </w:r>
     </w:p>
     <w:p>
@@ -14721,6 +14855,65 @@
                 <w:rFonts w:ascii="맑은 고딕" w:hAnsi="맑은 고딕" w:eastAsia="맑은 고딕"/>
                 <w:b w:val="0"/>
                 <w:color w:val="000000"/>
+                <w:sz w:val="20"/>
+              </w:rPr>
+              <w:t>□</w:t>
+            </w:r>
+          </w:p>
+        </w:tc>
+      </w:tr>
+      <w:tr>
+        <w:trPr>
+          <w:cantSplit/>
+        </w:trPr>
+        <w:tc>
+          <w:tcPr>
+            <w:tcW w:type="dxa" w:w="6630"/>
+            <w:vAlign w:val="center"/>
+            <w:tcMar>
+              <w:top w:w="100" w:type="dxa"/>
+              <w:start w:w="100" w:type="dxa"/>
+              <w:bottom w:w="100" w:type="dxa"/>
+              <w:end w:w="100" w:type="dxa"/>
+            </w:tcMar>
+          </w:tcPr>
+          <w:p>
+            <w:pPr>
+              <w:pStyle w:val="TableBody"/>
+              <w:spacing w:after="0" w:line="276" w:lineRule="auto"/>
+              <w:jc w:val="center"/>
+            </w:pPr>
+            <w:r>
+              <w:rPr>
+                <w:rFonts w:ascii="맑은 고딕" w:hAnsi="맑은 고딕" w:eastAsia="맑은 고딕"/>
+                <w:b w:val="0"/>
+                <w:sz w:val="20"/>
+              </w:rPr>
+              <w:t>회사 계정·이메일·제안서 등 회사 채널로 들어온 제안은 선수를 지목했더라도 50:50임</w:t>
+            </w:r>
+          </w:p>
+        </w:tc>
+        <w:tc>
+          <w:tcPr>
+            <w:tcW w:type="dxa" w:w="1870"/>
+            <w:vAlign w:val="center"/>
+            <w:tcMar>
+              <w:top w:w="100" w:type="dxa"/>
+              <w:start w:w="100" w:type="dxa"/>
+              <w:bottom w:w="100" w:type="dxa"/>
+              <w:end w:w="100" w:type="dxa"/>
+            </w:tcMar>
+          </w:tcPr>
+          <w:p>
+            <w:pPr>
+              <w:pStyle w:val="TableBody"/>
+              <w:spacing w:after="0" w:line="276" w:lineRule="auto"/>
+              <w:jc w:val="center"/>
+            </w:pPr>
+            <w:r>
+              <w:rPr>
+                <w:rFonts w:ascii="맑은 고딕" w:hAnsi="맑은 고딕" w:eastAsia="맑은 고딕"/>
+                <w:b w:val="0"/>
                 <w:sz w:val="20"/>
               </w:rPr>
               <w:t>□</w:t>

--- a/archive/2026-10-02/contracts/통합본_A_장기_전속계약_및_부속서류.docx
+++ b/archive/2026-10-02/contracts/통합본_A_장기_전속계약_및_부속서류.docx
@@ -5591,7 +5591,7 @@
           <w:rFonts w:ascii="Calibri" w:hAnsi="Calibri" w:eastAsia="Malgun Gothic"/>
           <w:b w:val="0"/>
         </w:rPr>
-        <w:t>⑤ 회사의 귀책으로 선수가 해지하는 경우 선수는 위약벌·미회수 재투자금·미경과 계약금을 반환하지 않는다.</w:t>
+        <w:t>⑤ 회사의 귀책으로 선수가 해지하는 경우 선수는 손해배상 예정액·미회수 재투자금·미경과 계약금을 반환하지 않는다.</w:t>
       </w:r>
     </w:p>
     <w:p>
@@ -5627,7 +5627,7 @@
           <w:rFonts w:ascii="Calibri" w:hAnsi="Calibri" w:eastAsia="Malgun Gothic"/>
           <w:b w:val="0"/>
         </w:rPr>
-        <w:t>위약벌</w:t>
+        <w:t>제2항에 따른 손해배상 예정액</w:t>
       </w:r>
     </w:p>
     <w:p>
@@ -5681,16 +5681,7 @@
           <w:rFonts w:ascii="Calibri" w:hAnsi="Calibri" w:eastAsia="Malgun Gothic"/>
           <w:b w:val="0"/>
         </w:rPr>
-        <w:t>② 위약벌은 계약 이행과 전속의무를 확보하기 위한 제재로서, 계약기간 중 발생한 배분대상 총매출의 15%로 한다.</w:t>
-      </w:r>
-    </w:p>
-    <w:p>
-      <w:r>
-        <w:rPr>
-          <w:rFonts w:ascii="Calibri" w:hAnsi="Calibri" w:eastAsia="Malgun Gothic"/>
-          <w:b w:val="0"/>
-        </w:rPr>
-        <w:t xml:space="preserve">③ 미회수 재투자금 반환액은 </w:t>
+        <w:t xml:space="preserve">② 제1항제1호의 금액은 손해배상액의 예정으로서, </w:t>
       </w:r>
       <w:r>
         <w:rPr>
@@ -5698,6 +5689,30 @@
           <w:b/>
           <w:color w:val="0D5F5A"/>
         </w:rPr>
+        <w:t>해지일까지 계약기간 중 발생한 배분대상 총매출의 15%에 잔여 계약기간을 전체 계약기간으로 나눈 비율을 곱한 금액</w:t>
+      </w:r>
+      <w:r>
+        <w:rPr>
+          <w:rFonts w:ascii="Calibri" w:hAnsi="Calibri" w:eastAsia="Malgun Gothic"/>
+          <w:b w:val="0"/>
+        </w:rPr>
+        <w:t>으로 한다. 기간 계산은 제3항과 같다.</w:t>
+      </w:r>
+    </w:p>
+    <w:p>
+      <w:r>
+        <w:rPr>
+          <w:rFonts w:ascii="Calibri" w:hAnsi="Calibri" w:eastAsia="Malgun Gothic"/>
+          <w:b w:val="0"/>
+        </w:rPr>
+        <w:t xml:space="preserve">③ 미회수 재투자금 반환액은 </w:t>
+      </w:r>
+      <w:r>
+        <w:rPr>
+          <w:rFonts w:ascii="Calibri" w:hAnsi="Calibri" w:eastAsia="Malgun Gothic"/>
+          <w:b/>
+          <w:color w:val="0D5F5A"/>
+        </w:rPr>
         <w:t>해지일 현재 미회수 재투자금에 잔여 계약기간을 전체 계약기간으로 나눈 비율을 곱한 금액</w:t>
       </w:r>
       <w:r>
@@ -5705,16 +5720,16 @@
           <w:rFonts w:ascii="Calibri" w:hAnsi="Calibri" w:eastAsia="Malgun Gothic"/>
           <w:b w:val="0"/>
         </w:rPr>
-        <w:t>으로 한다. 기간은 월 단위로 계산하며 1개월 미만은 버린다. 이 반환은 회사가 선수의 장래 활동을 전제로 집행한 투자금 중 계약 종료로 회수 기회를 잃은 금액을 정산하기 위한 것으로 위약벌과 그 목적을 달리한다.</w:t>
-      </w:r>
-    </w:p>
-    <w:p>
-      <w:r>
-        <w:rPr>
-          <w:rFonts w:ascii="Calibri" w:hAnsi="Calibri" w:eastAsia="Malgun Gothic"/>
-          <w:b w:val="0"/>
-        </w:rPr>
-        <w:t>④ 동일한 손해 또는 비용을 위약벌·투자금 반환·손해배상 명목으로 중복하여 청구하지 않는다.</w:t>
+        <w:t>으로 한다. 기간은 월 단위로 계산하며 1개월 미만은 버린다. 이 반환은 회사가 선수의 장래 활동을 전제로 집행한 투자금 중 계약 종료로 회수 기회를 잃은 금액을 정산하기 위한 것으로 손해배상 예정액과 그 목적을 달리한다.</w:t>
+      </w:r>
+    </w:p>
+    <w:p>
+      <w:r>
+        <w:rPr>
+          <w:rFonts w:ascii="Calibri" w:hAnsi="Calibri" w:eastAsia="Malgun Gothic"/>
+          <w:b w:val="0"/>
+        </w:rPr>
+        <w:t>④ 동일한 손해 또는 비용을 손해배상 예정액·투자금 반환·기타 손해배상 명목으로 중복하여 청구하지 않는다.</w:t>
       </w:r>
     </w:p>
     <w:p>
@@ -5732,7 +5747,22 @@
           <w:rFonts w:ascii="Calibri" w:hAnsi="Calibri" w:eastAsia="Malgun Gothic"/>
           <w:b w:val="0"/>
         </w:rPr>
-        <w:t>⑥ 위약벌 또는 반환금이 관계 법령상 지나치게 과중하다고 판단되는 경우 당사자는 실제 계약이행 기간, 회사의 투자와 업무수행, 선수의 위반 정도 및 예상손해를 고려하여 조정할 수 있다.</w:t>
+        <w:t xml:space="preserve">⑥ 손해배상 예정액 또는 반환금이 부당히 과다한 경우 </w:t>
+      </w:r>
+      <w:r>
+        <w:rPr>
+          <w:rFonts w:ascii="Calibri" w:hAnsi="Calibri" w:eastAsia="Malgun Gothic"/>
+          <w:b/>
+          <w:color w:val="0D5F5A"/>
+        </w:rPr>
+        <w:t>법원은 이를 적당히 감액할 수 있다.</w:t>
+      </w:r>
+      <w:r>
+        <w:rPr>
+          <w:rFonts w:ascii="Calibri" w:hAnsi="Calibri" w:eastAsia="Malgun Gothic"/>
+          <w:b w:val="0"/>
+        </w:rPr>
+        <w:t xml:space="preserve"> 당사자는 실제 계약이행 기간, 회사의 투자와 업무수행, 선수의 위반 정도 및 예상손해를 고려하여 협의로 조정할 수도 있다.</w:t>
       </w:r>
     </w:p>
     <w:p>
@@ -5762,7 +5792,7 @@
           <w:rFonts w:ascii="Calibri" w:hAnsi="Calibri" w:eastAsia="Malgun Gothic"/>
           <w:b w:val="0"/>
         </w:rPr>
-        <w:t>② 제1항에 따라 계약이 종료되면 선수에게 위약벌을 부과하지 않는다.</w:t>
+        <w:t>② 제1항에 따라 계약이 종료되면 선수에게 손해배상 예정액을 부과하지 않는다.</w:t>
       </w:r>
     </w:p>
     <w:p>
@@ -13402,7 +13432,7 @@
           <w:b/>
           <w:color w:val="0D5F5A"/>
         </w:rPr>
-        <w:t>위약벌은 없습니다.</w:t>
+        <w:t>위약금은 없습니다.</w:t>
       </w:r>
       <w:r>
         <w:rPr>
@@ -13484,6 +13514,28 @@
           <w:b w:val="0"/>
         </w:rPr>
         <w:t xml:space="preserve"> 예: 5년 계약에서 4년을 채우고 해지할 때 미회수 재투자금이 2,000만 원이면, 2,000만 원 × 남은 1년/전체 5년 = 400만 원을 돌려줍니다.</w:t>
+      </w:r>
+      <w:r>
+        <w:rPr>
+          <w:rFonts w:ascii="Calibri" w:hAnsi="Calibri" w:eastAsia="Malgun Gothic"/>
+          <w:b w:val="0"/>
+        </w:rPr>
+        <w:t xml:space="preserve"> 손해배상 예정액(위약금)도 같은 원리로, </w:t>
+      </w:r>
+      <w:r>
+        <w:rPr>
+          <w:rFonts w:ascii="Calibri" w:hAnsi="Calibri" w:eastAsia="Malgun Gothic"/>
+          <w:b/>
+          <w:color w:val="0D5F5A"/>
+        </w:rPr>
+        <w:t>그동안의 배분대상 총매출의 15%에 남은 기간 비율을 곱한 금액만</w:t>
+      </w:r>
+      <w:r>
+        <w:rPr>
+          <w:rFonts w:ascii="Calibri" w:hAnsi="Calibri" w:eastAsia="Malgun Gothic"/>
+          <w:b w:val="0"/>
+        </w:rPr>
+        <w:t xml:space="preserve"> 냅니다. 같은 예에서 4년간 총매출이 1억 원이면 1억 원 × 15% × 1/5 = 300만 원입니다.</w:t>
       </w:r>
     </w:p>
     <w:p>
@@ -14170,7 +14222,7 @@
           <w:rFonts w:ascii="Calibri" w:hAnsi="Calibri" w:eastAsia="Malgun Gothic"/>
           <w:b w:val="0"/>
         </w:rPr>
-        <w:t xml:space="preserve">위약벌과 미경과 계약금 반환의무가 발생할 수 있고, 미회수 재투자금 중 </w:t>
+        <w:t xml:space="preserve">손해배상 예정액(위약금)과 미경과 계약금 반환의무가 발생할 수 있고, 미회수 재투자금 중 </w:t>
       </w:r>
       <w:r>
         <w:rPr>
@@ -14187,6 +14239,28 @@
         </w:rPr>
         <w:t>을 돌려주어야 합니다. 예를 들어 5년 계약에서 4년을 채우고 해지할 때 미회수 재투자금이 2,000만 원이면, 2,000만 원 × 남은 1년/전체 5년 = 400만 원을 돌려줍니다.</w:t>
       </w:r>
+      <w:r>
+        <w:rPr>
+          <w:rFonts w:ascii="Calibri" w:hAnsi="Calibri" w:eastAsia="Malgun Gothic"/>
+          <w:b w:val="0"/>
+        </w:rPr>
+        <w:t xml:space="preserve"> 손해배상 예정액도 </w:t>
+      </w:r>
+      <w:r>
+        <w:rPr>
+          <w:rFonts w:ascii="Calibri" w:hAnsi="Calibri" w:eastAsia="Malgun Gothic"/>
+          <w:b/>
+          <w:color w:val="0D5F5A"/>
+        </w:rPr>
+        <w:t>그동안의 배분대상 총매출의 15%에 남은 기간 비율을 곱한 금액</w:t>
+      </w:r>
+      <w:r>
+        <w:rPr>
+          <w:rFonts w:ascii="Calibri" w:hAnsi="Calibri" w:eastAsia="Malgun Gothic"/>
+          <w:b w:val="0"/>
+        </w:rPr>
+        <w:t>입니다. 같은 예에서 4년간 총매출이 1억 원이면 300만 원입니다.</w:t>
+      </w:r>
     </w:p>
     <w:p>
       <w:pPr>
@@ -14211,7 +14285,7 @@
           <w:b/>
           <w:color w:val="0D5F5A"/>
         </w:rPr>
-        <w:t>위약벌은 없습니다.</w:t>
+        <w:t>위약금은 없습니다.</w:t>
       </w:r>
       <w:r>
         <w:rPr>
@@ -15394,7 +15468,25 @@
                 <w:color w:val="000000"/>
                 <w:sz w:val="20"/>
               </w:rPr>
-              <w:t>정당한 사유 없는 해지 시 위약벌 등이 발생할 수 있음</w:t>
+              <w:t>정당한 사유 없이 중도 해지하면 손해배상 예정액(</w:t>
+            </w:r>
+            <w:r>
+              <w:rPr>
+                <w:rFonts w:ascii="맑은 고딕" w:hAnsi="맑은 고딕" w:eastAsia="맑은 고딕"/>
+                <w:b/>
+                <w:color w:val="0D5F5A"/>
+                <w:sz w:val="20"/>
+              </w:rPr>
+              <w:t>총매출 15% × 잔여 계약기간 비율</w:t>
+            </w:r>
+            <w:r>
+              <w:rPr>
+                <w:rFonts w:ascii="맑은 고딕" w:hAnsi="맑은 고딕" w:eastAsia="맑은 고딕"/>
+                <w:b w:val="0"/>
+                <w:color w:val="000000"/>
+                <w:sz w:val="20"/>
+              </w:rPr>
+              <w:t>) 등이 발생할 수 있음</w:t>
             </w:r>
           </w:p>
         </w:tc>
@@ -15464,7 +15556,7 @@
                 <w:color w:val="0D5F5A"/>
                 <w:sz w:val="20"/>
               </w:rPr>
-              <w:t>위약벌이 없고, 미회수 재투자금도 선수에게 청구하지 않음</w:t>
+              <w:t>위약금이 없고, 미회수 재투자금도 선수에게 청구하지 않음</w:t>
             </w:r>
           </w:p>
         </w:tc>

--- a/archive/2026-10-02/contracts/통합본_A_장기_전속계약_및_부속서류.docx
+++ b/archive/2026-10-02/contracts/통합본_A_장기_전속계약_및_부속서류.docx
@@ -4870,7 +4870,22 @@
           <w:rFonts w:ascii="Calibri" w:hAnsi="Calibri" w:eastAsia="Malgun Gothic"/>
           <w:b w:val="0"/>
         </w:rPr>
-        <w:t>① 회사가 재투자금 또는 회사 비용으로 개설·운영한 채널의 개설자 지위, 로그인 권한, 관리자 권한, 채널명·핸들, 수익화 계정 연결권 및 운영권은 회사에 귀속한다.</w:t>
+        <w:t>① 회사가 재투자금 또는 회사 비용으로 새로 개설한 채널의 개설자 지위, 로그인 권한, 관리자 권한, 채널명·핸들, 수익화 계정 연결권 및 운영권은 회사에 귀속한다.</w:t>
+      </w:r>
+      <w:r>
+        <w:rPr>
+          <w:rFonts w:ascii="Calibri" w:hAnsi="Calibri" w:eastAsia="Malgun Gothic"/>
+          <w:b w:val="0"/>
+        </w:rPr>
+        <w:t xml:space="preserve"> </w:t>
+      </w:r>
+      <w:r>
+        <w:rPr>
+          <w:rFonts w:ascii="Calibri" w:hAnsi="Calibri" w:eastAsia="Malgun Gothic"/>
+          <w:b/>
+          <w:color w:val="0D5F5A"/>
+        </w:rPr>
+        <w:t>계약 체결 전부터 선수가 보유한 계정과 선수 본인 명의로 개설된 계정은 회사가 콘텐츠 제작비·광고비 등을 부담하였더라도 선수에게 귀속하며, 본 조와 제18조를 적용하지 않는다.</w:t>
       </w:r>
     </w:p>
     <w:p>
@@ -13406,7 +13421,22 @@
           <w:rFonts w:ascii="Calibri" w:hAnsi="Calibri" w:eastAsia="Malgun Gothic"/>
           <w:b w:val="0"/>
         </w:rPr>
-        <w:t>회사가 투자해서 개설·운영한 채널의 운영권은 회사에 있습니다. 선수는 계약 종료 후 정해진 이전대가를 내고 인수를 요청할 수 있습니다.</w:t>
+        <w:t>회사가 투자해서 새로 개설한 채널의 운영권은 회사에 있습니다. 선수는 계약 종료 후 정해진 이전대가를 내고 인수를 요청할 수 있습니다.</w:t>
+      </w:r>
+      <w:r>
+        <w:rPr>
+          <w:rFonts w:ascii="Calibri" w:hAnsi="Calibri" w:eastAsia="Malgun Gothic"/>
+          <w:b w:val="0"/>
+        </w:rPr>
+        <w:t xml:space="preserve"> </w:t>
+      </w:r>
+      <w:r>
+        <w:rPr>
+          <w:rFonts w:ascii="Calibri" w:hAnsi="Calibri" w:eastAsia="Malgun Gothic"/>
+          <w:b/>
+          <w:color w:val="0D5F5A"/>
+        </w:rPr>
+        <w:t>선수가 원래 갖고 있던 계정과 선수 명의 계정은 회사가 비용을 대도 선수 것입니다.</w:t>
       </w:r>
     </w:p>
     <w:p>
@@ -14133,6 +14163,21 @@
           <w:b w:val="0"/>
         </w:rPr>
         <w:t>회사의 동의와 이전대가 지급을 통해 인수를 요청할 수 있습니다.</w:t>
+      </w:r>
+      <w:r>
+        <w:rPr>
+          <w:rFonts w:ascii="Calibri" w:hAnsi="Calibri" w:eastAsia="Malgun Gothic"/>
+          <w:b w:val="0"/>
+        </w:rPr>
+        <w:t xml:space="preserve"> </w:t>
+      </w:r>
+      <w:r>
+        <w:rPr>
+          <w:rFonts w:ascii="Calibri" w:hAnsi="Calibri" w:eastAsia="Malgun Gothic"/>
+          <w:b/>
+          <w:color w:val="0D5F5A"/>
+        </w:rPr>
+        <w:t>이는 회사가 새로 개설한 채널에 한합니다. 선수가 원래 갖고 있던 계정과 선수 명의 계정은 처음부터 선수 것이라 이전대가가 없습니다.</w:t>
       </w:r>
     </w:p>
     <w:p>
@@ -15346,7 +15391,16 @@
                 <w:color w:val="000000"/>
                 <w:sz w:val="20"/>
               </w:rPr>
-              <w:t>회사가 개설·운영한 채널의 운영권은 회사에 있음</w:t>
+              <w:t xml:space="preserve">회사가 새로 개설한 채널의 운영권은 회사에 있고, </w:t>
+            </w:r>
+            <w:r>
+              <w:rPr>
+                <w:rFonts w:ascii="맑은 고딕" w:hAnsi="맑은 고딕" w:eastAsia="맑은 고딕"/>
+                <w:b/>
+                <w:color w:val="0D5F5A"/>
+                <w:sz w:val="20"/>
+              </w:rPr>
+              <w:t>선수의 기존 계정과 선수 명의 계정은 선수 소유임</w:t>
             </w:r>
           </w:p>
         </w:tc>

--- a/archive/2026-10-02/contracts/통합본_A_장기_전속계약_및_부속서류.docx
+++ b/archive/2026-10-02/contracts/통합본_A_장기_전속계약_및_부속서류.docx
@@ -2190,6 +2190,21 @@
         </w:rPr>
         <w:t>에는 종이문서, 전자서명 문서, 이메일, 문자메시지 및 당사자를 확인할 수 있는 메신저 대화를 포함한다.</w:t>
       </w:r>
+      <w:r>
+        <w:rPr>
+          <w:rFonts w:ascii="Calibri" w:hAnsi="Calibri" w:eastAsia="Malgun Gothic"/>
+          <w:b w:val="0"/>
+        </w:rPr>
+        <w:t xml:space="preserve"> </w:t>
+      </w:r>
+      <w:r>
+        <w:rPr>
+          <w:rFonts w:ascii="Calibri" w:hAnsi="Calibri" w:eastAsia="Malgun Gothic"/>
+          <w:b/>
+          <w:color w:val="0D5F5A"/>
+        </w:rPr>
+        <w:t>다만 수수료·배분비율·서비스 비용의 결정과 변경은 당사자가 서명(전자서명 포함)한 문서로만 한다.</w:t>
+      </w:r>
     </w:p>
     <w:p>
       <w:pPr>
@@ -2625,7 +2640,7 @@
           <w:rFonts w:ascii="Calibri" w:hAnsi="Calibri" w:eastAsia="Malgun Gothic"/>
           <w:b w:val="0"/>
         </w:rPr>
-        <w:t>⑤ 제4항의 업무에 대한 비용은 별도의 위임계약 또는 서비스 신청서로 정한다. 이메일·문자·메신저로 업무 범위와 비용에 합의한 경우에도 유효한 서면합의로 본다.</w:t>
+        <w:t>⑤ 제4항의 업무에 대한 비용은 당사자가 서명(전자서명 포함)한 별도의 위임계약 또는 서비스 신청서로 정한다. 업무 일정 등 비용 외 사항은 이메일·문자·메신저로 협의할 수 있다.</w:t>
       </w:r>
     </w:p>
     <w:p>
@@ -4555,7 +4570,22 @@
           <w:rFonts w:ascii="Calibri" w:hAnsi="Calibri" w:eastAsia="Malgun Gothic"/>
           <w:b w:val="0"/>
         </w:rPr>
-        <w:t>② 선수가 소속기관으로부터 정상적으로 급여를 받는 동안, 회사는 회사의 기본 배분금 중 80%를 선수의 마케팅·브랜딩·콘텐츠 제작·홍보 등에 재투자하고 20%는 운영 유보금으로 보유한다.</w:t>
+        <w:t xml:space="preserve">② 회사는 </w:t>
+      </w:r>
+      <w:r>
+        <w:rPr>
+          <w:rFonts w:ascii="Calibri" w:hAnsi="Calibri" w:eastAsia="Malgun Gothic"/>
+          <w:b/>
+          <w:color w:val="0D5F5A"/>
+        </w:rPr>
+        <w:t>회사의 기본 배분금 중 80%를</w:t>
+      </w:r>
+      <w:r>
+        <w:rPr>
+          <w:rFonts w:ascii="Calibri" w:hAnsi="Calibri" w:eastAsia="Malgun Gothic"/>
+          <w:b w:val="0"/>
+        </w:rPr>
+        <w:t xml:space="preserve"> 선수의 마케팅·브랜딩·콘텐츠 제작·홍보 등에 재투자하고 20%는 운영 유보금으로 보유한다.</w:t>
       </w:r>
     </w:p>
     <w:p>
@@ -4720,16 +4750,33 @@
           <w:rFonts w:ascii="Calibri" w:hAnsi="Calibri" w:eastAsia="Malgun Gothic"/>
           <w:b w:val="0"/>
         </w:rPr>
-        <w:t>⑦ 회사는 재투자 내역과 증빙자료를 보관하고 정산명세서 또는 별도 투자보고서로 선수에게 제공한다.</w:t>
-      </w:r>
-    </w:p>
-    <w:p>
-      <w:r>
-        <w:rPr>
-          <w:rFonts w:ascii="Calibri" w:hAnsi="Calibri" w:eastAsia="Malgun Gothic"/>
-          <w:b w:val="0"/>
-        </w:rPr>
-        <w:t>⑧ AAC 개인채널 콘텐츠 참여보상은 선수의 자발적 참여에 대한 비회수성 홍보 인센티브이다. 선수 수익, 회사의 기본 배분금 또는 미회수 재투자금에서 공제하지 않으며 재투자금 원장에 계상하지 않는다.</w:t>
+        <w:t xml:space="preserve">⑦ </w:t>
+      </w:r>
+      <w:r>
+        <w:rPr>
+          <w:rFonts w:ascii="Calibri" w:hAnsi="Calibri" w:eastAsia="Malgun Gothic"/>
+          <w:b/>
+          <w:color w:val="0D5F5A"/>
+        </w:rPr>
+        <w:t>해당 회계연도에 집행되지 않은 재투자 예정액은 다음 회계연도로 이월하며, 계약이 종료될 때 집행되지 않고 남은 재투자 예정액의 50%는 종료일부터 45일 이내에 선수에게 지급한다.</w:t>
+      </w:r>
+    </w:p>
+    <w:p>
+      <w:r>
+        <w:rPr>
+          <w:rFonts w:ascii="Calibri" w:hAnsi="Calibri" w:eastAsia="Malgun Gothic"/>
+          <w:b w:val="0"/>
+        </w:rPr>
+        <w:t>⑧ 회사는 재투자 내역과 증빙자료를 보관하고 정산명세서 또는 별도 투자보고서로 선수에게 제공한다.</w:t>
+      </w:r>
+    </w:p>
+    <w:p>
+      <w:r>
+        <w:rPr>
+          <w:rFonts w:ascii="Calibri" w:hAnsi="Calibri" w:eastAsia="Malgun Gothic"/>
+          <w:b w:val="0"/>
+        </w:rPr>
+        <w:t>⑨ AAC 개인채널 콘텐츠 참여보상은 선수의 자발적 참여에 대한 비회수성 홍보 인센티브이다. 선수 수익, 회사의 기본 배분금 또는 미회수 재투자금에서 공제하지 않으며 재투자금 원장에 계상하지 않는다.</w:t>
       </w:r>
     </w:p>
     <w:p>
@@ -4951,46 +4998,31 @@
           <w:rFonts w:ascii="Calibri" w:hAnsi="Calibri" w:eastAsia="Malgun Gothic"/>
           <w:b w:val="0"/>
         </w:rPr>
-        <w:t>② 채널 이전대가는 다음 금액 중 큰 금액으로 한다.</w:t>
-      </w:r>
-    </w:p>
-    <w:p>
-      <w:pPr>
-        <w:numPr>
-          <w:ilvl w:val="0"/>
-          <w:numId w:val="34"/>
-        </w:numPr>
-      </w:pPr>
-      <w:r>
-        <w:rPr>
-          <w:rFonts w:ascii="Calibri" w:hAnsi="Calibri" w:eastAsia="Malgun Gothic"/>
-          <w:b w:val="0"/>
-        </w:rPr>
-        <w:t>누적 재투자금의 30%에 1,000만 원 초과분의 20%를 더한 금액</w:t>
-      </w:r>
-    </w:p>
-    <w:p>
-      <w:pPr>
-        <w:numPr>
-          <w:ilvl w:val="0"/>
-          <w:numId w:val="34"/>
-        </w:numPr>
-      </w:pPr>
-      <w:r>
-        <w:rPr>
-          <w:rFonts w:ascii="Calibri" w:hAnsi="Calibri" w:eastAsia="Malgun Gothic"/>
-          <w:b w:val="0"/>
-        </w:rPr>
-        <w:t>이전 요청일 직전 24개월 동안의 월평균 채널 순수익에 24를 곱한 금액</w:t>
-      </w:r>
-    </w:p>
-    <w:p>
-      <w:r>
-        <w:rPr>
-          <w:rFonts w:ascii="Calibri" w:hAnsi="Calibri" w:eastAsia="Malgun Gothic"/>
-          <w:b w:val="0"/>
-        </w:rPr>
-        <w:t>③ 채널 운영기간이 24개월 미만인 경우 실제 운영기간의 월평균 순수익에 24를 곱한다. 다만 실제 운영기간이 3개월 미만이면 제2항 제1호를 우선 적용하거나 별도 합의한다.</w:t>
+        <w:t xml:space="preserve">② 채널 이전대가는 </w:t>
+      </w:r>
+      <w:r>
+        <w:rPr>
+          <w:rFonts w:ascii="Calibri" w:hAnsi="Calibri" w:eastAsia="Malgun Gothic"/>
+          <w:b/>
+          <w:color w:val="0D5F5A"/>
+        </w:rPr>
+        <w:t>이전 요청일 현재 해당 채널에 집행된 재투자금 중 미회수 금액과 이전 요청일 직전 12개월 동안의 채널 순수익을 더한 금액</w:t>
+      </w:r>
+      <w:r>
+        <w:rPr>
+          <w:rFonts w:ascii="Calibri" w:hAnsi="Calibri" w:eastAsia="Malgun Gothic"/>
+          <w:b w:val="0"/>
+        </w:rPr>
+        <w:t>으로 한다.</w:t>
+      </w:r>
+    </w:p>
+    <w:p>
+      <w:r>
+        <w:rPr>
+          <w:rFonts w:ascii="Calibri" w:hAnsi="Calibri" w:eastAsia="Malgun Gothic"/>
+          <w:b w:val="0"/>
+        </w:rPr>
+        <w:t>③ 채널 운영기간이 12개월 미만인 경우 실제 운영기간의 채널 순수익을 더한다.</w:t>
       </w:r>
     </w:p>
     <w:p>
@@ -5502,6 +5534,22 @@
       </w:r>
     </w:p>
     <w:p>
+      <w:pPr>
+        <w:numPr>
+          <w:ilvl w:val="0"/>
+          <w:numId w:val="36"/>
+        </w:numPr>
+      </w:pPr>
+      <w:r>
+        <w:rPr>
+          <w:rFonts w:ascii="Calibri" w:hAnsi="Calibri" w:eastAsia="Malgun Gothic"/>
+          <w:b/>
+          <w:color w:val="0D5F5A"/>
+        </w:rPr>
+        <w:t>대표자 장호준이 회사 업무에서 물러나거나 3개월 이상 본 계약상 업무를 수행할 수 없게 된 경우</w:t>
+      </w:r>
+    </w:p>
+    <w:p>
       <w:r>
         <w:rPr>
           <w:rFonts w:ascii="Calibri" w:hAnsi="Calibri" w:eastAsia="Malgun Gothic"/>
@@ -5606,7 +5654,22 @@
           <w:rFonts w:ascii="Calibri" w:hAnsi="Calibri" w:eastAsia="Malgun Gothic"/>
           <w:b w:val="0"/>
         </w:rPr>
-        <w:t>⑤ 회사의 귀책으로 선수가 해지하는 경우 선수는 손해배상 예정액·미회수 재투자금·미경과 계약금을 반환하지 않는다.</w:t>
+        <w:t xml:space="preserve">⑤ 회사의 귀책 또는 </w:t>
+      </w:r>
+      <w:r>
+        <w:rPr>
+          <w:rFonts w:ascii="Calibri" w:hAnsi="Calibri" w:eastAsia="Malgun Gothic"/>
+          <w:b/>
+          <w:color w:val="0D5F5A"/>
+        </w:rPr>
+        <w:t>제3항제7호의 사유로</w:t>
+      </w:r>
+      <w:r>
+        <w:rPr>
+          <w:rFonts w:ascii="Calibri" w:hAnsi="Calibri" w:eastAsia="Malgun Gothic"/>
+          <w:b w:val="0"/>
+        </w:rPr>
+        <w:t xml:space="preserve"> 선수가 해지하는 경우 선수는 손해배상 예정액·미회수 재투자금·미경과 계약금을 반환하지 않는다.</w:t>
       </w:r>
     </w:p>
     <w:p>
@@ -13369,6 +13432,21 @@
         </w:rPr>
         <w:t>회사의 기본 배분금 중 80%는 선수의 프로필·영상·유튜브·홍보 등에 다시 투자합니다. 20%는 회사 운영 유보금입니다.</w:t>
       </w:r>
+      <w:r>
+        <w:rPr>
+          <w:rFonts w:ascii="Calibri" w:hAnsi="Calibri" w:eastAsia="Malgun Gothic"/>
+          <w:b w:val="0"/>
+        </w:rPr>
+        <w:t xml:space="preserve"> </w:t>
+      </w:r>
+      <w:r>
+        <w:rPr>
+          <w:rFonts w:ascii="Calibri" w:hAnsi="Calibri" w:eastAsia="Malgun Gothic"/>
+          <w:b/>
+          <w:color w:val="0D5F5A"/>
+        </w:rPr>
+        <w:t>쓰지 못한 금액은 다음 해로 넘어가고, 계약이 끝날 때 남은 금액의 50%는 선수에게 지급합니다.</w:t>
+      </w:r>
     </w:p>
     <w:p>
       <w:pPr>
@@ -13536,7 +13614,7 @@
           <w:b/>
           <w:color w:val="0D5F5A"/>
         </w:rPr>
-        <w:t>회사 잘못으로 해지하거나 부상·질병으로 끝나는 경우에는 반환하지 않습니다.</w:t>
+        <w:t>회사 잘못이나 대표자(장호준) 업무 중단으로 해지하거나 부상·질병으로 끝나는 경우에는 반환하지 않습니다.</w:t>
       </w:r>
       <w:r>
         <w:rPr>
@@ -13893,9 +13971,17 @@
       <w:r>
         <w:rPr>
           <w:rFonts w:ascii="Calibri" w:hAnsi="Calibri" w:eastAsia="Malgun Gothic"/>
-          <w:b w:val="0"/>
-        </w:rPr>
-        <w:t>네. 당사자와 합의내용을 확인할 수 있으면 서면합의로 인정합니다.</w:t>
+          <w:b/>
+          <w:color w:val="0D5F5A"/>
+        </w:rPr>
+        <w:t>아니요. 협상비용 같은 수수료·비용은 서명(전자서명 포함)한 위임서나 합의서로만 정합니다.</w:t>
+      </w:r>
+      <w:r>
+        <w:rPr>
+          <w:rFonts w:ascii="Calibri" w:hAnsi="Calibri" w:eastAsia="Malgun Gothic"/>
+          <w:b w:val="0"/>
+        </w:rPr>
+        <w:t xml:space="preserve"> 일정 조율 같은 나머지 연락은 카톡으로 해도 됩니다.</w:t>
       </w:r>
     </w:p>
     <w:p>
@@ -14020,6 +14106,21 @@
         </w:rPr>
         <w:t>7영업일 동안 답변이 없으면 회사는 투자를 보류할 수 있습니다.</w:t>
       </w:r>
+      <w:r>
+        <w:rPr>
+          <w:rFonts w:ascii="Calibri" w:hAnsi="Calibri" w:eastAsia="Malgun Gothic"/>
+          <w:b w:val="0"/>
+        </w:rPr>
+        <w:t xml:space="preserve"> </w:t>
+      </w:r>
+      <w:r>
+        <w:rPr>
+          <w:rFonts w:ascii="Calibri" w:hAnsi="Calibri" w:eastAsia="Malgun Gothic"/>
+          <w:b/>
+          <w:color w:val="0D5F5A"/>
+        </w:rPr>
+        <w:t>보류되어 쓰지 못한 금액은 다음 해로 넘어가고, 계약이 끝날 때 남은 금액의 50%는 선수에게 지급합니다.</w:t>
+      </w:r>
     </w:p>
     <w:p>
       <w:pPr>
@@ -14193,9 +14294,17 @@
       <w:r>
         <w:rPr>
           <w:rFonts w:ascii="Calibri" w:hAnsi="Calibri" w:eastAsia="Malgun Gothic"/>
-          <w:b w:val="0"/>
-        </w:rPr>
-        <w:t>투자금 기준 금액과 최근 24개월 수익가치 중 큰 금액으로 계산합니다.</w:t>
+          <w:b/>
+          <w:color w:val="0D5F5A"/>
+        </w:rPr>
+        <w:t>해당 채널의 미회수 재투자금과 최근 12개월 채널 순수익을 더한 금액</w:t>
+      </w:r>
+      <w:r>
+        <w:rPr>
+          <w:rFonts w:ascii="Calibri" w:hAnsi="Calibri" w:eastAsia="Malgun Gothic"/>
+          <w:b w:val="0"/>
+        </w:rPr>
+        <w:t>입니다.</w:t>
       </w:r>
     </w:p>
     <w:p>
@@ -14305,6 +14414,21 @@
           <w:b w:val="0"/>
         </w:rPr>
         <w:t>입니다. 같은 예에서 4년간 총매출이 1억 원이면 300만 원입니다.</w:t>
+      </w:r>
+      <w:r>
+        <w:rPr>
+          <w:rFonts w:ascii="Calibri" w:hAnsi="Calibri" w:eastAsia="Malgun Gothic"/>
+          <w:b w:val="0"/>
+        </w:rPr>
+        <w:t xml:space="preserve"> </w:t>
+      </w:r>
+      <w:r>
+        <w:rPr>
+          <w:rFonts w:ascii="Calibri" w:hAnsi="Calibri" w:eastAsia="Malgun Gothic"/>
+          <w:b/>
+          <w:color w:val="0D5F5A"/>
+        </w:rPr>
+        <w:t>대표자(장호준)가 업무에서 물러나 해지하는 경우에는 이 금액들을 내지 않습니다.</w:t>
       </w:r>
     </w:p>
     <w:p>
@@ -15065,10 +15189,18 @@
               <w:rPr>
                 <w:rFonts w:ascii="맑은 고딕" w:hAnsi="맑은 고딕" w:eastAsia="맑은 고딕"/>
                 <w:b w:val="0"/>
-                <w:color w:val="000000"/>
                 <w:sz w:val="20"/>
               </w:rPr>
-              <w:t>회사 기본 배분금 중 80%가 재투자됨</w:t>
+              <w:t xml:space="preserve">회사 기본 배분금 중 80%가 재투자되며, 쓰지 못한 금액은 이월되고 </w:t>
+            </w:r>
+            <w:r>
+              <w:rPr>
+                <w:rFonts w:ascii="맑은 고딕" w:hAnsi="맑은 고딕" w:eastAsia="맑은 고딕"/>
+                <w:b/>
+                <w:color w:val="0D5F5A"/>
+                <w:sz w:val="20"/>
+              </w:rPr>
+              <w:t>종료 시 남은 금액의 50%는 선수에게 지급됨</w:t>
             </w:r>
           </w:p>
         </w:tc>
@@ -15458,10 +15590,9 @@
               <w:rPr>
                 <w:rFonts w:ascii="맑은 고딕" w:hAnsi="맑은 고딕" w:eastAsia="맑은 고딕"/>
                 <w:b w:val="0"/>
-                <w:color w:val="000000"/>
                 <w:sz w:val="20"/>
               </w:rPr>
-              <w:t>채널 인수에는 이전대가가 필요함</w:t>
+              <w:t>회사가 새로 개설한 채널 인수에는 이전대가(해당 채널 미회수 재투자금 + 최근 12개월 순수익)가 필요함</w:t>
             </w:r>
           </w:p>
         </w:tc>
@@ -15598,6 +15729,74 @@
               <w:rPr>
                 <w:rFonts w:ascii="맑은 고딕" w:hAnsi="맑은 고딕" w:eastAsia="맑은 고딕"/>
                 <w:b w:val="0"/>
+                <w:sz w:val="20"/>
+              </w:rPr>
+              <w:t xml:space="preserve">대표자(장호준)가 업무에서 물러나면 선수는 </w:t>
+            </w:r>
+            <w:r>
+              <w:rPr>
+                <w:rFonts w:ascii="맑은 고딕" w:hAnsi="맑은 고딕" w:eastAsia="맑은 고딕"/>
+                <w:b/>
+                <w:color w:val="0D5F5A"/>
+                <w:sz w:val="20"/>
+              </w:rPr>
+              <w:t>손해배상 예정액·재투자금 반환 없이 해지할 수 있음</w:t>
+            </w:r>
+          </w:p>
+        </w:tc>
+        <w:tc>
+          <w:tcPr>
+            <w:tcW w:type="dxa" w:w="1870"/>
+            <w:vAlign w:val="center"/>
+            <w:tcMar>
+              <w:top w:w="100" w:type="dxa"/>
+              <w:start w:w="100" w:type="dxa"/>
+              <w:bottom w:w="100" w:type="dxa"/>
+              <w:end w:w="100" w:type="dxa"/>
+            </w:tcMar>
+          </w:tcPr>
+          <w:p>
+            <w:pPr>
+              <w:pStyle w:val="TableBody"/>
+              <w:spacing w:after="0" w:line="276" w:lineRule="auto"/>
+              <w:jc w:val="center"/>
+            </w:pPr>
+            <w:r>
+              <w:rPr>
+                <w:rFonts w:ascii="맑은 고딕" w:hAnsi="맑은 고딕" w:eastAsia="맑은 고딕"/>
+                <w:b w:val="0"/>
+                <w:sz w:val="20"/>
+              </w:rPr>
+              <w:t>□</w:t>
+            </w:r>
+          </w:p>
+        </w:tc>
+      </w:tr>
+      <w:tr>
+        <w:trPr>
+          <w:cantSplit/>
+        </w:trPr>
+        <w:tc>
+          <w:tcPr>
+            <w:tcW w:type="dxa" w:w="6630"/>
+            <w:vAlign w:val="center"/>
+            <w:tcMar>
+              <w:top w:w="100" w:type="dxa"/>
+              <w:start w:w="100" w:type="dxa"/>
+              <w:bottom w:w="100" w:type="dxa"/>
+              <w:end w:w="100" w:type="dxa"/>
+            </w:tcMar>
+          </w:tcPr>
+          <w:p>
+            <w:pPr>
+              <w:pStyle w:val="TableBody"/>
+              <w:spacing w:after="0" w:line="276" w:lineRule="auto"/>
+              <w:jc w:val="center"/>
+            </w:pPr>
+            <w:r>
+              <w:rPr>
+                <w:rFonts w:ascii="맑은 고딕" w:hAnsi="맑은 고딕" w:eastAsia="맑은 고딕"/>
+                <w:b w:val="0"/>
                 <w:color w:val="000000"/>
                 <w:sz w:val="20"/>
               </w:rPr>
@@ -15697,6 +15896,65 @@
                 <w:rFonts w:ascii="맑은 고딕" w:hAnsi="맑은 고딕" w:eastAsia="맑은 고딕"/>
                 <w:b w:val="0"/>
                 <w:color w:val="000000"/>
+                <w:sz w:val="20"/>
+              </w:rPr>
+              <w:t>□</w:t>
+            </w:r>
+          </w:p>
+        </w:tc>
+      </w:tr>
+      <w:tr>
+        <w:trPr>
+          <w:cantSplit/>
+        </w:trPr>
+        <w:tc>
+          <w:tcPr>
+            <w:tcW w:type="dxa" w:w="6630"/>
+            <w:vAlign w:val="center"/>
+            <w:tcMar>
+              <w:top w:w="100" w:type="dxa"/>
+              <w:start w:w="100" w:type="dxa"/>
+              <w:bottom w:w="100" w:type="dxa"/>
+              <w:end w:w="100" w:type="dxa"/>
+            </w:tcMar>
+          </w:tcPr>
+          <w:p>
+            <w:pPr>
+              <w:pStyle w:val="TableBody"/>
+              <w:spacing w:after="0" w:line="276" w:lineRule="auto"/>
+              <w:jc w:val="center"/>
+            </w:pPr>
+            <w:r>
+              <w:rPr>
+                <w:rFonts w:ascii="맑은 고딕" w:hAnsi="맑은 고딕" w:eastAsia="맑은 고딕"/>
+                <w:b w:val="0"/>
+                <w:sz w:val="20"/>
+              </w:rPr>
+              <w:t>수수료·배분비율·서비스 비용의 결정·변경은 서명한 문서로만 함</w:t>
+            </w:r>
+          </w:p>
+        </w:tc>
+        <w:tc>
+          <w:tcPr>
+            <w:tcW w:type="dxa" w:w="1870"/>
+            <w:vAlign w:val="center"/>
+            <w:tcMar>
+              <w:top w:w="100" w:type="dxa"/>
+              <w:start w:w="100" w:type="dxa"/>
+              <w:bottom w:w="100" w:type="dxa"/>
+              <w:end w:w="100" w:type="dxa"/>
+            </w:tcMar>
+          </w:tcPr>
+          <w:p>
+            <w:pPr>
+              <w:pStyle w:val="TableBody"/>
+              <w:spacing w:after="0" w:line="276" w:lineRule="auto"/>
+              <w:jc w:val="center"/>
+            </w:pPr>
+            <w:r>
+              <w:rPr>
+                <w:rFonts w:ascii="맑은 고딕" w:hAnsi="맑은 고딕" w:eastAsia="맑은 고딕"/>
+                <w:b w:val="0"/>
                 <w:sz w:val="20"/>
               </w:rPr>
               <w:t>□</w:t>

--- a/archive/2026-10-02/contracts/통합본_A_장기_전속계약_및_부속서류.docx
+++ b/archive/2026-10-02/contracts/통합본_A_장기_전속계약_및_부속서류.docx
@@ -1803,7 +1803,7 @@
       <w:pPr>
         <w:numPr>
           <w:ilvl w:val="0"/>
-          <w:numId w:val="14"/>
+          <w:numId w:val="67"/>
         </w:numPr>
       </w:pPr>
       <w:r>
@@ -1825,7 +1825,7 @@
       <w:pPr>
         <w:numPr>
           <w:ilvl w:val="0"/>
-          <w:numId w:val="14"/>
+          <w:numId w:val="67"/>
         </w:numPr>
       </w:pPr>
       <w:r>
@@ -1997,7 +1997,7 @@
       <w:pPr>
         <w:numPr>
           <w:ilvl w:val="0"/>
-          <w:numId w:val="14"/>
+          <w:numId w:val="67"/>
         </w:numPr>
       </w:pPr>
       <w:r>
@@ -2019,7 +2019,7 @@
       <w:pPr>
         <w:numPr>
           <w:ilvl w:val="0"/>
-          <w:numId w:val="14"/>
+          <w:numId w:val="67"/>
         </w:numPr>
       </w:pPr>
       <w:r>
@@ -2041,7 +2041,7 @@
       <w:pPr>
         <w:numPr>
           <w:ilvl w:val="0"/>
-          <w:numId w:val="14"/>
+          <w:numId w:val="67"/>
         </w:numPr>
       </w:pPr>
       <w:r>
@@ -2063,29 +2063,37 @@
       <w:pPr>
         <w:numPr>
           <w:ilvl w:val="0"/>
-          <w:numId w:val="14"/>
+          <w:numId w:val="67"/>
         </w:numPr>
       </w:pPr>
       <w:r>
         <w:rPr>
           <w:rFonts w:ascii="Calibri" w:hAnsi="Calibri" w:eastAsia="Malgun Gothic"/>
+          <w:b w:val="0"/>
+        </w:rPr>
+        <w:t>“직접비용”이란 해당 수익을 발생시키기 위해 직접 지출된 플랫폼 수수료, 광고대행 수수료</w:t>
+      </w:r>
+      <w:r>
+        <w:rPr>
+          <w:rFonts w:ascii="Calibri" w:hAnsi="Calibri" w:eastAsia="Malgun Gothic"/>
           <w:b/>
-        </w:rPr>
-        <w:t>“직접비용”</w:t>
-      </w:r>
-      <w:r>
-        <w:rPr>
-          <w:rFonts w:ascii="Calibri" w:hAnsi="Calibri" w:eastAsia="Malgun Gothic"/>
-          <w:b w:val="0"/>
-        </w:rPr>
-        <w:t>이란 해당 수익을 발생시키기 위해 직접 지출된 플랫폼 수수료, 광고대행 수수료, 제3자 권리자 지급액, 환불금, 대회 참가비, 교통비, 항공료, 숙박비 및 사전에 승인된 비용을 말한다.</w:t>
+          <w:color w:val="0D5F5A"/>
+        </w:rPr>
+        <w:t>(회사 또는 회사의 관계사가 받는 대행수수료는 제외한다)</w:t>
+      </w:r>
+      <w:r>
+        <w:rPr>
+          <w:rFonts w:ascii="Calibri" w:hAnsi="Calibri" w:eastAsia="Malgun Gothic"/>
+          <w:b w:val="0"/>
+        </w:rPr>
+        <w:t>, 제3자 권리자 지급액, 환불금, 대회 참가비, 교통비, 항공료, 숙박비 및 사전에 승인된 비용을 말한다.</w:t>
       </w:r>
     </w:p>
     <w:p>
       <w:pPr>
         <w:numPr>
           <w:ilvl w:val="0"/>
-          <w:numId w:val="14"/>
+          <w:numId w:val="67"/>
         </w:numPr>
       </w:pPr>
       <w:r>
@@ -2107,7 +2115,7 @@
       <w:pPr>
         <w:numPr>
           <w:ilvl w:val="0"/>
-          <w:numId w:val="14"/>
+          <w:numId w:val="67"/>
         </w:numPr>
       </w:pPr>
       <w:r>
@@ -2129,7 +2137,7 @@
       <w:pPr>
         <w:numPr>
           <w:ilvl w:val="0"/>
-          <w:numId w:val="14"/>
+          <w:numId w:val="67"/>
         </w:numPr>
       </w:pPr>
       <w:r>
@@ -2151,7 +2159,7 @@
       <w:pPr>
         <w:numPr>
           <w:ilvl w:val="0"/>
-          <w:numId w:val="14"/>
+          <w:numId w:val="67"/>
         </w:numPr>
       </w:pPr>
       <w:r>
@@ -2173,7 +2181,7 @@
       <w:pPr>
         <w:numPr>
           <w:ilvl w:val="0"/>
-          <w:numId w:val="14"/>
+          <w:numId w:val="67"/>
         </w:numPr>
       </w:pPr>
       <w:r>
@@ -2240,7 +2248,7 @@
       <w:pPr>
         <w:numPr>
           <w:ilvl w:val="0"/>
-          <w:numId w:val="15"/>
+          <w:numId w:val="68"/>
         </w:numPr>
       </w:pPr>
       <w:r>
@@ -2255,7 +2263,7 @@
       <w:pPr>
         <w:numPr>
           <w:ilvl w:val="0"/>
-          <w:numId w:val="15"/>
+          <w:numId w:val="68"/>
         </w:numPr>
       </w:pPr>
       <w:r>
@@ -2270,7 +2278,7 @@
       <w:pPr>
         <w:numPr>
           <w:ilvl w:val="0"/>
-          <w:numId w:val="15"/>
+          <w:numId w:val="68"/>
         </w:numPr>
       </w:pPr>
       <w:r>
@@ -2285,7 +2293,7 @@
       <w:pPr>
         <w:numPr>
           <w:ilvl w:val="0"/>
-          <w:numId w:val="15"/>
+          <w:numId w:val="68"/>
         </w:numPr>
       </w:pPr>
       <w:r>
@@ -2300,7 +2308,7 @@
       <w:pPr>
         <w:numPr>
           <w:ilvl w:val="0"/>
-          <w:numId w:val="15"/>
+          <w:numId w:val="68"/>
         </w:numPr>
       </w:pPr>
       <w:r>
@@ -2315,7 +2323,7 @@
       <w:pPr>
         <w:numPr>
           <w:ilvl w:val="0"/>
-          <w:numId w:val="15"/>
+          <w:numId w:val="68"/>
         </w:numPr>
       </w:pPr>
       <w:r>
@@ -2330,7 +2338,7 @@
       <w:pPr>
         <w:numPr>
           <w:ilvl w:val="0"/>
-          <w:numId w:val="15"/>
+          <w:numId w:val="68"/>
         </w:numPr>
       </w:pPr>
       <w:r>
@@ -2345,7 +2353,7 @@
       <w:pPr>
         <w:numPr>
           <w:ilvl w:val="0"/>
-          <w:numId w:val="15"/>
+          <w:numId w:val="68"/>
         </w:numPr>
       </w:pPr>
       <w:r>
@@ -2455,7 +2463,7 @@
       <w:pPr>
         <w:numPr>
           <w:ilvl w:val="0"/>
-          <w:numId w:val="16"/>
+          <w:numId w:val="69"/>
         </w:numPr>
       </w:pPr>
       <w:r>
@@ -2470,7 +2478,7 @@
       <w:pPr>
         <w:numPr>
           <w:ilvl w:val="0"/>
-          <w:numId w:val="16"/>
+          <w:numId w:val="69"/>
         </w:numPr>
       </w:pPr>
       <w:r>
@@ -2485,7 +2493,7 @@
       <w:pPr>
         <w:numPr>
           <w:ilvl w:val="0"/>
-          <w:numId w:val="16"/>
+          <w:numId w:val="69"/>
         </w:numPr>
       </w:pPr>
       <w:r>
@@ -2500,7 +2508,7 @@
       <w:pPr>
         <w:numPr>
           <w:ilvl w:val="0"/>
-          <w:numId w:val="16"/>
+          <w:numId w:val="69"/>
         </w:numPr>
       </w:pPr>
       <w:r>
@@ -2515,7 +2523,7 @@
       <w:pPr>
         <w:numPr>
           <w:ilvl w:val="0"/>
-          <w:numId w:val="16"/>
+          <w:numId w:val="69"/>
         </w:numPr>
       </w:pPr>
       <w:r>
@@ -2530,7 +2538,7 @@
       <w:pPr>
         <w:numPr>
           <w:ilvl w:val="0"/>
-          <w:numId w:val="16"/>
+          <w:numId w:val="69"/>
         </w:numPr>
       </w:pPr>
       <w:r>
@@ -2545,7 +2553,7 @@
       <w:pPr>
         <w:numPr>
           <w:ilvl w:val="0"/>
-          <w:numId w:val="16"/>
+          <w:numId w:val="69"/>
         </w:numPr>
       </w:pPr>
       <w:r>
@@ -2560,7 +2568,7 @@
       <w:pPr>
         <w:numPr>
           <w:ilvl w:val="0"/>
-          <w:numId w:val="16"/>
+          <w:numId w:val="69"/>
         </w:numPr>
       </w:pPr>
       <w:r>
@@ -2575,7 +2583,7 @@
       <w:pPr>
         <w:numPr>
           <w:ilvl w:val="0"/>
-          <w:numId w:val="16"/>
+          <w:numId w:val="69"/>
         </w:numPr>
       </w:pPr>
       <w:r>
@@ -2590,7 +2598,7 @@
       <w:pPr>
         <w:numPr>
           <w:ilvl w:val="0"/>
-          <w:numId w:val="16"/>
+          <w:numId w:val="69"/>
         </w:numPr>
       </w:pPr>
       <w:r>
@@ -2605,7 +2613,7 @@
       <w:pPr>
         <w:numPr>
           <w:ilvl w:val="0"/>
-          <w:numId w:val="16"/>
+          <w:numId w:val="69"/>
         </w:numPr>
       </w:pPr>
       <w:r>
@@ -2677,7 +2685,7 @@
       <w:pPr>
         <w:numPr>
           <w:ilvl w:val="0"/>
-          <w:numId w:val="17"/>
+          <w:numId w:val="70"/>
         </w:numPr>
       </w:pPr>
       <w:r>
@@ -2692,7 +2700,7 @@
       <w:pPr>
         <w:numPr>
           <w:ilvl w:val="0"/>
-          <w:numId w:val="17"/>
+          <w:numId w:val="70"/>
         </w:numPr>
       </w:pPr>
       <w:r>
@@ -2707,7 +2715,7 @@
       <w:pPr>
         <w:numPr>
           <w:ilvl w:val="0"/>
-          <w:numId w:val="17"/>
+          <w:numId w:val="70"/>
         </w:numPr>
       </w:pPr>
       <w:r>
@@ -2722,7 +2730,7 @@
       <w:pPr>
         <w:numPr>
           <w:ilvl w:val="0"/>
-          <w:numId w:val="17"/>
+          <w:numId w:val="70"/>
         </w:numPr>
       </w:pPr>
       <w:r>
@@ -2737,7 +2745,7 @@
       <w:pPr>
         <w:numPr>
           <w:ilvl w:val="0"/>
-          <w:numId w:val="17"/>
+          <w:numId w:val="70"/>
         </w:numPr>
       </w:pPr>
       <w:r>
@@ -2752,7 +2760,7 @@
       <w:pPr>
         <w:numPr>
           <w:ilvl w:val="0"/>
-          <w:numId w:val="17"/>
+          <w:numId w:val="70"/>
         </w:numPr>
       </w:pPr>
       <w:r>
@@ -2767,7 +2775,7 @@
       <w:pPr>
         <w:numPr>
           <w:ilvl w:val="0"/>
-          <w:numId w:val="17"/>
+          <w:numId w:val="70"/>
         </w:numPr>
       </w:pPr>
       <w:r>
@@ -2809,7 +2817,7 @@
       <w:pPr>
         <w:numPr>
           <w:ilvl w:val="0"/>
-          <w:numId w:val="18"/>
+          <w:numId w:val="71"/>
         </w:numPr>
       </w:pPr>
       <w:r>
@@ -2824,7 +2832,7 @@
       <w:pPr>
         <w:numPr>
           <w:ilvl w:val="0"/>
-          <w:numId w:val="18"/>
+          <w:numId w:val="71"/>
         </w:numPr>
       </w:pPr>
       <w:r>
@@ -2839,7 +2847,7 @@
       <w:pPr>
         <w:numPr>
           <w:ilvl w:val="0"/>
-          <w:numId w:val="18"/>
+          <w:numId w:val="71"/>
         </w:numPr>
       </w:pPr>
       <w:r>
@@ -2854,7 +2862,7 @@
       <w:pPr>
         <w:numPr>
           <w:ilvl w:val="0"/>
-          <w:numId w:val="18"/>
+          <w:numId w:val="71"/>
         </w:numPr>
       </w:pPr>
       <w:r>
@@ -2869,7 +2877,7 @@
       <w:pPr>
         <w:numPr>
           <w:ilvl w:val="0"/>
-          <w:numId w:val="18"/>
+          <w:numId w:val="71"/>
         </w:numPr>
       </w:pPr>
       <w:r>
@@ -2884,7 +2892,7 @@
       <w:pPr>
         <w:numPr>
           <w:ilvl w:val="0"/>
-          <w:numId w:val="18"/>
+          <w:numId w:val="71"/>
         </w:numPr>
       </w:pPr>
       <w:r>
@@ -2920,6 +2928,21 @@
           <w:b w:val="0"/>
         </w:rPr>
         <w:t>⑦ 회사가 World Athletics Athletes’ Representatives Rules의 적용을 받는 거래를 수행하는 경우, 회사는 해당 규정상 필요한 자격 또는 라이선스를 갖춘 자를 통하여 업무를 수행한다.</w:t>
+      </w:r>
+      <w:r>
+        <w:rPr>
+          <w:rFonts w:ascii="Calibri" w:hAnsi="Calibri" w:eastAsia="Malgun Gothic"/>
+          <w:b w:val="0"/>
+        </w:rPr>
+        <w:t xml:space="preserve"> </w:t>
+      </w:r>
+      <w:r>
+        <w:rPr>
+          <w:rFonts w:ascii="Calibri" w:hAnsi="Calibri" w:eastAsia="Malgun Gothic"/>
+          <w:b/>
+          <w:color w:val="0D5F5A"/>
+        </w:rPr>
+        <w:t>회사는 담당 대리인의 성명과 등록번호를 선수에게 서면으로 알린다.</w:t>
       </w:r>
     </w:p>
     <w:p>
@@ -2975,7 +2998,7 @@
       <w:pPr>
         <w:numPr>
           <w:ilvl w:val="0"/>
-          <w:numId w:val="19"/>
+          <w:numId w:val="72"/>
         </w:numPr>
       </w:pPr>
       <w:r>
@@ -2990,7 +3013,7 @@
       <w:pPr>
         <w:numPr>
           <w:ilvl w:val="0"/>
-          <w:numId w:val="19"/>
+          <w:numId w:val="72"/>
         </w:numPr>
       </w:pPr>
       <w:r>
@@ -3005,7 +3028,7 @@
       <w:pPr>
         <w:numPr>
           <w:ilvl w:val="0"/>
-          <w:numId w:val="19"/>
+          <w:numId w:val="72"/>
         </w:numPr>
       </w:pPr>
       <w:r>
@@ -3020,7 +3043,7 @@
       <w:pPr>
         <w:numPr>
           <w:ilvl w:val="0"/>
-          <w:numId w:val="19"/>
+          <w:numId w:val="72"/>
         </w:numPr>
       </w:pPr>
       <w:r>
@@ -3035,7 +3058,7 @@
       <w:pPr>
         <w:numPr>
           <w:ilvl w:val="0"/>
-          <w:numId w:val="19"/>
+          <w:numId w:val="72"/>
         </w:numPr>
       </w:pPr>
       <w:r>
@@ -3050,7 +3073,7 @@
       <w:pPr>
         <w:numPr>
           <w:ilvl w:val="0"/>
-          <w:numId w:val="19"/>
+          <w:numId w:val="72"/>
         </w:numPr>
       </w:pPr>
       <w:r>
@@ -3095,7 +3118,7 @@
       <w:pPr>
         <w:numPr>
           <w:ilvl w:val="0"/>
-          <w:numId w:val="20"/>
+          <w:numId w:val="73"/>
         </w:numPr>
       </w:pPr>
       <w:r>
@@ -3110,7 +3133,7 @@
       <w:pPr>
         <w:numPr>
           <w:ilvl w:val="0"/>
-          <w:numId w:val="20"/>
+          <w:numId w:val="73"/>
         </w:numPr>
       </w:pPr>
       <w:r>
@@ -3125,7 +3148,7 @@
       <w:pPr>
         <w:numPr>
           <w:ilvl w:val="0"/>
-          <w:numId w:val="20"/>
+          <w:numId w:val="73"/>
         </w:numPr>
       </w:pPr>
       <w:r>
@@ -3140,7 +3163,7 @@
       <w:pPr>
         <w:numPr>
           <w:ilvl w:val="0"/>
-          <w:numId w:val="20"/>
+          <w:numId w:val="73"/>
         </w:numPr>
       </w:pPr>
       <w:r>
@@ -3155,7 +3178,7 @@
       <w:pPr>
         <w:numPr>
           <w:ilvl w:val="0"/>
-          <w:numId w:val="20"/>
+          <w:numId w:val="73"/>
         </w:numPr>
       </w:pPr>
       <w:r>
@@ -3170,7 +3193,7 @@
       <w:pPr>
         <w:numPr>
           <w:ilvl w:val="0"/>
-          <w:numId w:val="20"/>
+          <w:numId w:val="73"/>
         </w:numPr>
       </w:pPr>
       <w:r>
@@ -3185,7 +3208,7 @@
       <w:pPr>
         <w:numPr>
           <w:ilvl w:val="0"/>
-          <w:numId w:val="20"/>
+          <w:numId w:val="73"/>
         </w:numPr>
       </w:pPr>
       <w:r>
@@ -3239,7 +3262,7 @@
       <w:pPr>
         <w:numPr>
           <w:ilvl w:val="0"/>
-          <w:numId w:val="21"/>
+          <w:numId w:val="74"/>
         </w:numPr>
       </w:pPr>
       <w:r>
@@ -3254,7 +3277,7 @@
       <w:pPr>
         <w:numPr>
           <w:ilvl w:val="0"/>
-          <w:numId w:val="21"/>
+          <w:numId w:val="74"/>
         </w:numPr>
       </w:pPr>
       <w:r>
@@ -3269,7 +3292,7 @@
       <w:pPr>
         <w:numPr>
           <w:ilvl w:val="0"/>
-          <w:numId w:val="21"/>
+          <w:numId w:val="74"/>
         </w:numPr>
       </w:pPr>
       <w:r>
@@ -3284,7 +3307,7 @@
       <w:pPr>
         <w:numPr>
           <w:ilvl w:val="0"/>
-          <w:numId w:val="21"/>
+          <w:numId w:val="74"/>
         </w:numPr>
       </w:pPr>
       <w:r>
@@ -3299,7 +3322,7 @@
       <w:pPr>
         <w:numPr>
           <w:ilvl w:val="0"/>
-          <w:numId w:val="21"/>
+          <w:numId w:val="74"/>
         </w:numPr>
       </w:pPr>
       <w:r>
@@ -3314,7 +3337,7 @@
       <w:pPr>
         <w:numPr>
           <w:ilvl w:val="0"/>
-          <w:numId w:val="21"/>
+          <w:numId w:val="74"/>
         </w:numPr>
       </w:pPr>
       <w:r>
@@ -3329,7 +3352,7 @@
       <w:pPr>
         <w:numPr>
           <w:ilvl w:val="0"/>
-          <w:numId w:val="21"/>
+          <w:numId w:val="74"/>
         </w:numPr>
       </w:pPr>
       <w:r>
@@ -3344,7 +3367,7 @@
       <w:pPr>
         <w:numPr>
           <w:ilvl w:val="0"/>
-          <w:numId w:val="21"/>
+          <w:numId w:val="74"/>
         </w:numPr>
       </w:pPr>
       <w:r>
@@ -3359,7 +3382,7 @@
       <w:pPr>
         <w:numPr>
           <w:ilvl w:val="0"/>
-          <w:numId w:val="21"/>
+          <w:numId w:val="74"/>
         </w:numPr>
       </w:pPr>
       <w:r>
@@ -3374,7 +3397,7 @@
       <w:pPr>
         <w:numPr>
           <w:ilvl w:val="0"/>
-          <w:numId w:val="21"/>
+          <w:numId w:val="74"/>
         </w:numPr>
       </w:pPr>
       <w:r>
@@ -3389,7 +3412,7 @@
       <w:pPr>
         <w:numPr>
           <w:ilvl w:val="0"/>
-          <w:numId w:val="21"/>
+          <w:numId w:val="74"/>
         </w:numPr>
       </w:pPr>
       <w:r>
@@ -3404,7 +3427,7 @@
       <w:pPr>
         <w:numPr>
           <w:ilvl w:val="0"/>
-          <w:numId w:val="21"/>
+          <w:numId w:val="74"/>
         </w:numPr>
       </w:pPr>
       <w:r>
@@ -3449,6 +3472,23 @@
           <w:b w:val="0"/>
         </w:rPr>
         <w:t>⑤ 회사가 정당한 사유 없이 6개월 이상 제1항의 실질적 업무를 수행하지 않은 경우 선수는 서면으로 시정을 요구할 수 있다. 회사가 요구를 받은 날부터 30일 이내에 합리적인 이행계획을 제시하거나 시정하지 않으면 선수는 제21조에 따라 계약변경 또는 해지를 요구할 수 있다.</w:t>
+      </w:r>
+    </w:p>
+    <w:p>
+      <w:r>
+        <w:rPr>
+          <w:rFonts w:ascii="Calibri" w:hAnsi="Calibri" w:eastAsia="Malgun Gothic"/>
+          <w:b w:val="0"/>
+        </w:rPr>
+        <w:t xml:space="preserve">⑥ </w:t>
+      </w:r>
+      <w:r>
+        <w:rPr>
+          <w:rFonts w:ascii="Calibri" w:hAnsi="Calibri" w:eastAsia="Malgun Gothic"/>
+          <w:b/>
+          <w:color w:val="0D5F5A"/>
+        </w:rPr>
+        <w:t>회사는 계약 체결 또는 변경 전에 선수에게 독립적인 법률 조언을 받을 수 있음을 서면으로 알리고, 선수가 조언을 받았거나 받지 않기로 결정했다는 확인을 받는다.</w:t>
       </w:r>
     </w:p>
     <w:p>
@@ -3476,7 +3516,7 @@
       <w:pPr>
         <w:numPr>
           <w:ilvl w:val="0"/>
-          <w:numId w:val="22"/>
+          <w:numId w:val="75"/>
         </w:numPr>
       </w:pPr>
       <w:r>
@@ -3491,7 +3531,7 @@
       <w:pPr>
         <w:numPr>
           <w:ilvl w:val="0"/>
-          <w:numId w:val="22"/>
+          <w:numId w:val="75"/>
         </w:numPr>
       </w:pPr>
       <w:r>
@@ -3506,7 +3546,7 @@
       <w:pPr>
         <w:numPr>
           <w:ilvl w:val="0"/>
-          <w:numId w:val="22"/>
+          <w:numId w:val="75"/>
         </w:numPr>
       </w:pPr>
       <w:r>
@@ -3521,7 +3561,7 @@
       <w:pPr>
         <w:numPr>
           <w:ilvl w:val="0"/>
-          <w:numId w:val="22"/>
+          <w:numId w:val="75"/>
         </w:numPr>
       </w:pPr>
       <w:r>
@@ -3536,7 +3576,7 @@
       <w:pPr>
         <w:numPr>
           <w:ilvl w:val="0"/>
-          <w:numId w:val="22"/>
+          <w:numId w:val="75"/>
         </w:numPr>
       </w:pPr>
       <w:r>
@@ -3551,7 +3591,7 @@
       <w:pPr>
         <w:numPr>
           <w:ilvl w:val="0"/>
-          <w:numId w:val="22"/>
+          <w:numId w:val="75"/>
         </w:numPr>
       </w:pPr>
       <w:r>
@@ -3566,7 +3606,7 @@
       <w:pPr>
         <w:numPr>
           <w:ilvl w:val="0"/>
-          <w:numId w:val="22"/>
+          <w:numId w:val="75"/>
         </w:numPr>
       </w:pPr>
       <w:r>
@@ -3581,7 +3621,7 @@
       <w:pPr>
         <w:numPr>
           <w:ilvl w:val="0"/>
-          <w:numId w:val="22"/>
+          <w:numId w:val="75"/>
         </w:numPr>
       </w:pPr>
       <w:r>
@@ -3671,7 +3711,7 @@
       <w:pPr>
         <w:numPr>
           <w:ilvl w:val="0"/>
-          <w:numId w:val="23"/>
+          <w:numId w:val="76"/>
         </w:numPr>
       </w:pPr>
       <w:r>
@@ -3686,7 +3726,7 @@
       <w:pPr>
         <w:numPr>
           <w:ilvl w:val="0"/>
-          <w:numId w:val="23"/>
+          <w:numId w:val="76"/>
         </w:numPr>
       </w:pPr>
       <w:r>
@@ -3701,7 +3741,7 @@
       <w:pPr>
         <w:numPr>
           <w:ilvl w:val="0"/>
-          <w:numId w:val="23"/>
+          <w:numId w:val="76"/>
         </w:numPr>
       </w:pPr>
       <w:r>
@@ -3716,7 +3756,7 @@
       <w:pPr>
         <w:numPr>
           <w:ilvl w:val="0"/>
-          <w:numId w:val="23"/>
+          <w:numId w:val="76"/>
         </w:numPr>
       </w:pPr>
       <w:r>
@@ -3864,7 +3904,7 @@
       <w:pPr>
         <w:numPr>
           <w:ilvl w:val="0"/>
-          <w:numId w:val="24"/>
+          <w:numId w:val="77"/>
         </w:numPr>
       </w:pPr>
       <w:r>
@@ -3879,7 +3919,7 @@
       <w:pPr>
         <w:numPr>
           <w:ilvl w:val="0"/>
-          <w:numId w:val="24"/>
+          <w:numId w:val="77"/>
         </w:numPr>
       </w:pPr>
       <w:r>
@@ -3894,7 +3934,7 @@
       <w:pPr>
         <w:numPr>
           <w:ilvl w:val="0"/>
-          <w:numId w:val="24"/>
+          <w:numId w:val="77"/>
         </w:numPr>
       </w:pPr>
       <w:r>
@@ -3909,7 +3949,7 @@
       <w:pPr>
         <w:numPr>
           <w:ilvl w:val="0"/>
-          <w:numId w:val="24"/>
+          <w:numId w:val="77"/>
         </w:numPr>
       </w:pPr>
       <w:r>
@@ -3924,7 +3964,7 @@
       <w:pPr>
         <w:numPr>
           <w:ilvl w:val="0"/>
-          <w:numId w:val="24"/>
+          <w:numId w:val="77"/>
         </w:numPr>
       </w:pPr>
       <w:r>
@@ -3939,7 +3979,7 @@
       <w:pPr>
         <w:numPr>
           <w:ilvl w:val="0"/>
-          <w:numId w:val="24"/>
+          <w:numId w:val="77"/>
         </w:numPr>
       </w:pPr>
       <w:r>
@@ -3954,7 +3994,7 @@
       <w:pPr>
         <w:numPr>
           <w:ilvl w:val="0"/>
-          <w:numId w:val="24"/>
+          <w:numId w:val="77"/>
         </w:numPr>
       </w:pPr>
       <w:r>
@@ -3969,7 +4009,7 @@
       <w:pPr>
         <w:numPr>
           <w:ilvl w:val="0"/>
-          <w:numId w:val="24"/>
+          <w:numId w:val="77"/>
         </w:numPr>
       </w:pPr>
       <w:r>
@@ -4105,7 +4145,7 @@
       <w:pPr>
         <w:numPr>
           <w:ilvl w:val="0"/>
-          <w:numId w:val="25"/>
+          <w:numId w:val="78"/>
         </w:numPr>
       </w:pPr>
       <w:r>
@@ -4120,7 +4160,7 @@
       <w:pPr>
         <w:numPr>
           <w:ilvl w:val="0"/>
-          <w:numId w:val="25"/>
+          <w:numId w:val="78"/>
         </w:numPr>
       </w:pPr>
       <w:r>
@@ -4135,7 +4175,7 @@
       <w:pPr>
         <w:numPr>
           <w:ilvl w:val="0"/>
-          <w:numId w:val="25"/>
+          <w:numId w:val="78"/>
         </w:numPr>
       </w:pPr>
       <w:r>
@@ -4153,6 +4193,16 @@
           <w:b w:val="0"/>
         </w:rPr>
         <w:t>회사의 일반 인건비·사무실 임차료·일반 관리비는 직접비용으로 공제하지 않는다.</w:t>
+      </w:r>
+    </w:p>
+    <w:p>
+      <w:r>
+        <w:rPr>
+          <w:rFonts w:ascii="Calibri" w:hAnsi="Calibri" w:eastAsia="Malgun Gothic"/>
+          <w:b/>
+          <w:color w:val="0D5F5A"/>
+        </w:rPr>
+        <w:t>회사는 거래 상대방에게 별도의 에이전시 비용을 청구하지 않는다. 회사 또는 회사의 관계사가 명칭을 달리한 에이전시 비용·대행수수료·진행비를 받은 경우 그 금액을 총매출에 포함하여 제4항의 비율로 배분한다.</w:t>
       </w:r>
     </w:p>
     <w:p>
@@ -4226,7 +4276,7 @@
       <w:pPr>
         <w:numPr>
           <w:ilvl w:val="0"/>
-          <w:numId w:val="26"/>
+          <w:numId w:val="79"/>
         </w:numPr>
       </w:pPr>
       <w:r>
@@ -4241,7 +4291,7 @@
       <w:pPr>
         <w:numPr>
           <w:ilvl w:val="0"/>
-          <w:numId w:val="26"/>
+          <w:numId w:val="79"/>
         </w:numPr>
       </w:pPr>
       <w:r>
@@ -4256,7 +4306,7 @@
       <w:pPr>
         <w:numPr>
           <w:ilvl w:val="0"/>
-          <w:numId w:val="26"/>
+          <w:numId w:val="79"/>
         </w:numPr>
       </w:pPr>
       <w:r>
@@ -4328,7 +4378,7 @@
       <w:pPr>
         <w:numPr>
           <w:ilvl w:val="0"/>
-          <w:numId w:val="27"/>
+          <w:numId w:val="80"/>
         </w:numPr>
       </w:pPr>
       <w:r>
@@ -4343,7 +4393,7 @@
       <w:pPr>
         <w:numPr>
           <w:ilvl w:val="0"/>
-          <w:numId w:val="27"/>
+          <w:numId w:val="80"/>
         </w:numPr>
       </w:pPr>
       <w:r>
@@ -4358,7 +4408,7 @@
       <w:pPr>
         <w:numPr>
           <w:ilvl w:val="0"/>
-          <w:numId w:val="27"/>
+          <w:numId w:val="80"/>
         </w:numPr>
       </w:pPr>
       <w:r>
@@ -4373,7 +4423,7 @@
       <w:pPr>
         <w:numPr>
           <w:ilvl w:val="0"/>
-          <w:numId w:val="27"/>
+          <w:numId w:val="80"/>
         </w:numPr>
       </w:pPr>
       <w:r>
@@ -4415,7 +4465,7 @@
       <w:pPr>
         <w:numPr>
           <w:ilvl w:val="0"/>
-          <w:numId w:val="28"/>
+          <w:numId w:val="81"/>
         </w:numPr>
       </w:pPr>
       <w:r>
@@ -4430,7 +4480,7 @@
       <w:pPr>
         <w:numPr>
           <w:ilvl w:val="0"/>
-          <w:numId w:val="28"/>
+          <w:numId w:val="81"/>
         </w:numPr>
       </w:pPr>
       <w:r>
@@ -4445,7 +4495,7 @@
       <w:pPr>
         <w:numPr>
           <w:ilvl w:val="0"/>
-          <w:numId w:val="28"/>
+          <w:numId w:val="81"/>
         </w:numPr>
       </w:pPr>
       <w:r>
@@ -4487,7 +4537,7 @@
       <w:pPr>
         <w:numPr>
           <w:ilvl w:val="0"/>
-          <w:numId w:val="29"/>
+          <w:numId w:val="82"/>
         </w:numPr>
       </w:pPr>
       <w:r>
@@ -4502,7 +4552,7 @@
       <w:pPr>
         <w:numPr>
           <w:ilvl w:val="0"/>
-          <w:numId w:val="29"/>
+          <w:numId w:val="82"/>
         </w:numPr>
       </w:pPr>
       <w:r>
@@ -4517,7 +4567,7 @@
       <w:pPr>
         <w:numPr>
           <w:ilvl w:val="0"/>
-          <w:numId w:val="29"/>
+          <w:numId w:val="82"/>
         </w:numPr>
       </w:pPr>
       <w:r>
@@ -4532,7 +4582,7 @@
       <w:pPr>
         <w:numPr>
           <w:ilvl w:val="0"/>
-          <w:numId w:val="29"/>
+          <w:numId w:val="82"/>
         </w:numPr>
       </w:pPr>
       <w:r>
@@ -4610,7 +4660,7 @@
       <w:pPr>
         <w:numPr>
           <w:ilvl w:val="0"/>
-          <w:numId w:val="30"/>
+          <w:numId w:val="83"/>
         </w:numPr>
       </w:pPr>
       <w:r>
@@ -4625,7 +4675,7 @@
       <w:pPr>
         <w:numPr>
           <w:ilvl w:val="0"/>
-          <w:numId w:val="30"/>
+          <w:numId w:val="83"/>
         </w:numPr>
       </w:pPr>
       <w:r>
@@ -4640,7 +4690,7 @@
       <w:pPr>
         <w:numPr>
           <w:ilvl w:val="0"/>
-          <w:numId w:val="30"/>
+          <w:numId w:val="83"/>
         </w:numPr>
       </w:pPr>
       <w:r>
@@ -4655,7 +4705,7 @@
       <w:pPr>
         <w:numPr>
           <w:ilvl w:val="0"/>
-          <w:numId w:val="30"/>
+          <w:numId w:val="83"/>
         </w:numPr>
       </w:pPr>
       <w:r>
@@ -4670,7 +4720,7 @@
       <w:pPr>
         <w:numPr>
           <w:ilvl w:val="0"/>
-          <w:numId w:val="30"/>
+          <w:numId w:val="83"/>
         </w:numPr>
       </w:pPr>
       <w:r>
@@ -4685,7 +4735,7 @@
       <w:pPr>
         <w:numPr>
           <w:ilvl w:val="0"/>
-          <w:numId w:val="30"/>
+          <w:numId w:val="83"/>
         </w:numPr>
       </w:pPr>
       <w:r>
@@ -4700,7 +4750,7 @@
       <w:pPr>
         <w:numPr>
           <w:ilvl w:val="0"/>
-          <w:numId w:val="30"/>
+          <w:numId w:val="83"/>
         </w:numPr>
       </w:pPr>
       <w:r>
@@ -4715,7 +4765,7 @@
       <w:pPr>
         <w:numPr>
           <w:ilvl w:val="0"/>
-          <w:numId w:val="30"/>
+          <w:numId w:val="83"/>
         </w:numPr>
       </w:pPr>
       <w:r>
@@ -4822,7 +4872,7 @@
       <w:pPr>
         <w:numPr>
           <w:ilvl w:val="0"/>
-          <w:numId w:val="31"/>
+          <w:numId w:val="84"/>
         </w:numPr>
       </w:pPr>
       <w:r>
@@ -4837,7 +4887,7 @@
       <w:pPr>
         <w:numPr>
           <w:ilvl w:val="0"/>
-          <w:numId w:val="31"/>
+          <w:numId w:val="84"/>
         </w:numPr>
       </w:pPr>
       <w:r>
@@ -4852,7 +4902,7 @@
       <w:pPr>
         <w:numPr>
           <w:ilvl w:val="0"/>
-          <w:numId w:val="31"/>
+          <w:numId w:val="84"/>
         </w:numPr>
       </w:pPr>
       <w:r>
@@ -5105,7 +5155,7 @@
       <w:pPr>
         <w:numPr>
           <w:ilvl w:val="0"/>
-          <w:numId w:val="35"/>
+          <w:numId w:val="85"/>
         </w:numPr>
       </w:pPr>
       <w:r>
@@ -5120,7 +5170,7 @@
       <w:pPr>
         <w:numPr>
           <w:ilvl w:val="0"/>
-          <w:numId w:val="35"/>
+          <w:numId w:val="85"/>
         </w:numPr>
       </w:pPr>
       <w:r>
@@ -5135,7 +5185,7 @@
       <w:pPr>
         <w:numPr>
           <w:ilvl w:val="0"/>
-          <w:numId w:val="35"/>
+          <w:numId w:val="85"/>
         </w:numPr>
       </w:pPr>
       <w:r>
@@ -5150,7 +5200,7 @@
       <w:pPr>
         <w:numPr>
           <w:ilvl w:val="0"/>
-          <w:numId w:val="35"/>
+          <w:numId w:val="85"/>
         </w:numPr>
       </w:pPr>
       <w:r>
@@ -5165,7 +5215,7 @@
       <w:pPr>
         <w:numPr>
           <w:ilvl w:val="0"/>
-          <w:numId w:val="35"/>
+          <w:numId w:val="85"/>
         </w:numPr>
       </w:pPr>
       <w:r>
@@ -5180,7 +5230,7 @@
       <w:pPr>
         <w:numPr>
           <w:ilvl w:val="0"/>
-          <w:numId w:val="35"/>
+          <w:numId w:val="85"/>
         </w:numPr>
       </w:pPr>
       <w:r>
@@ -5195,7 +5245,7 @@
       <w:pPr>
         <w:numPr>
           <w:ilvl w:val="0"/>
-          <w:numId w:val="35"/>
+          <w:numId w:val="85"/>
         </w:numPr>
       </w:pPr>
       <w:r>
@@ -5210,7 +5260,7 @@
       <w:pPr>
         <w:numPr>
           <w:ilvl w:val="0"/>
-          <w:numId w:val="35"/>
+          <w:numId w:val="85"/>
         </w:numPr>
       </w:pPr>
       <w:r>
@@ -5225,7 +5275,7 @@
       <w:pPr>
         <w:numPr>
           <w:ilvl w:val="0"/>
-          <w:numId w:val="35"/>
+          <w:numId w:val="85"/>
         </w:numPr>
       </w:pPr>
       <w:r>
@@ -5240,7 +5290,7 @@
       <w:pPr>
         <w:numPr>
           <w:ilvl w:val="0"/>
-          <w:numId w:val="35"/>
+          <w:numId w:val="85"/>
         </w:numPr>
       </w:pPr>
       <w:r>
@@ -5255,7 +5305,7 @@
       <w:pPr>
         <w:numPr>
           <w:ilvl w:val="0"/>
-          <w:numId w:val="35"/>
+          <w:numId w:val="85"/>
         </w:numPr>
       </w:pPr>
       <w:r>
@@ -5447,7 +5497,7 @@
       <w:pPr>
         <w:numPr>
           <w:ilvl w:val="0"/>
-          <w:numId w:val="36"/>
+          <w:numId w:val="86"/>
         </w:numPr>
       </w:pPr>
       <w:r>
@@ -5462,7 +5512,7 @@
       <w:pPr>
         <w:numPr>
           <w:ilvl w:val="0"/>
-          <w:numId w:val="36"/>
+          <w:numId w:val="86"/>
         </w:numPr>
       </w:pPr>
       <w:r>
@@ -5477,7 +5527,7 @@
       <w:pPr>
         <w:numPr>
           <w:ilvl w:val="0"/>
-          <w:numId w:val="36"/>
+          <w:numId w:val="86"/>
         </w:numPr>
       </w:pPr>
       <w:r>
@@ -5492,7 +5542,7 @@
       <w:pPr>
         <w:numPr>
           <w:ilvl w:val="0"/>
-          <w:numId w:val="36"/>
+          <w:numId w:val="86"/>
         </w:numPr>
       </w:pPr>
       <w:r>
@@ -5507,7 +5557,7 @@
       <w:pPr>
         <w:numPr>
           <w:ilvl w:val="0"/>
-          <w:numId w:val="36"/>
+          <w:numId w:val="86"/>
         </w:numPr>
       </w:pPr>
       <w:r>
@@ -5522,7 +5572,7 @@
       <w:pPr>
         <w:numPr>
           <w:ilvl w:val="0"/>
-          <w:numId w:val="36"/>
+          <w:numId w:val="86"/>
         </w:numPr>
       </w:pPr>
       <w:r>
@@ -5537,7 +5587,7 @@
       <w:pPr>
         <w:numPr>
           <w:ilvl w:val="0"/>
-          <w:numId w:val="36"/>
+          <w:numId w:val="86"/>
         </w:numPr>
       </w:pPr>
       <w:r>
@@ -5562,7 +5612,7 @@
       <w:pPr>
         <w:numPr>
           <w:ilvl w:val="0"/>
-          <w:numId w:val="37"/>
+          <w:numId w:val="87"/>
         </w:numPr>
       </w:pPr>
       <w:r>
@@ -5577,7 +5627,7 @@
       <w:pPr>
         <w:numPr>
           <w:ilvl w:val="0"/>
-          <w:numId w:val="37"/>
+          <w:numId w:val="87"/>
         </w:numPr>
       </w:pPr>
       <w:r>
@@ -5592,7 +5642,7 @@
       <w:pPr>
         <w:numPr>
           <w:ilvl w:val="0"/>
-          <w:numId w:val="37"/>
+          <w:numId w:val="87"/>
         </w:numPr>
       </w:pPr>
       <w:r>
@@ -5607,7 +5657,7 @@
       <w:pPr>
         <w:numPr>
           <w:ilvl w:val="0"/>
-          <w:numId w:val="37"/>
+          <w:numId w:val="87"/>
         </w:numPr>
       </w:pPr>
       <w:r>
@@ -5622,7 +5672,7 @@
       <w:pPr>
         <w:numPr>
           <w:ilvl w:val="0"/>
-          <w:numId w:val="37"/>
+          <w:numId w:val="87"/>
         </w:numPr>
       </w:pPr>
       <w:r>
@@ -5637,7 +5687,7 @@
       <w:pPr>
         <w:numPr>
           <w:ilvl w:val="0"/>
-          <w:numId w:val="37"/>
+          <w:numId w:val="87"/>
         </w:numPr>
       </w:pPr>
       <w:r>
@@ -5697,7 +5747,7 @@
       <w:pPr>
         <w:numPr>
           <w:ilvl w:val="0"/>
-          <w:numId w:val="38"/>
+          <w:numId w:val="88"/>
         </w:numPr>
       </w:pPr>
       <w:r>
@@ -5712,7 +5762,7 @@
       <w:pPr>
         <w:numPr>
           <w:ilvl w:val="0"/>
-          <w:numId w:val="38"/>
+          <w:numId w:val="88"/>
         </w:numPr>
       </w:pPr>
       <w:r>
@@ -5727,7 +5777,7 @@
       <w:pPr>
         <w:numPr>
           <w:ilvl w:val="0"/>
-          <w:numId w:val="38"/>
+          <w:numId w:val="88"/>
         </w:numPr>
       </w:pPr>
       <w:r>
@@ -5742,7 +5792,7 @@
       <w:pPr>
         <w:numPr>
           <w:ilvl w:val="0"/>
-          <w:numId w:val="38"/>
+          <w:numId w:val="88"/>
         </w:numPr>
       </w:pPr>
       <w:r>
@@ -5901,7 +5951,7 @@
       <w:pPr>
         <w:numPr>
           <w:ilvl w:val="0"/>
-          <w:numId w:val="39"/>
+          <w:numId w:val="89"/>
         </w:numPr>
       </w:pPr>
       <w:r>
@@ -5916,7 +5966,7 @@
       <w:pPr>
         <w:numPr>
           <w:ilvl w:val="0"/>
-          <w:numId w:val="39"/>
+          <w:numId w:val="89"/>
         </w:numPr>
       </w:pPr>
       <w:r>
@@ -6035,7 +6085,7 @@
       <w:pPr>
         <w:numPr>
           <w:ilvl w:val="0"/>
-          <w:numId w:val="40"/>
+          <w:numId w:val="90"/>
         </w:numPr>
       </w:pPr>
       <w:r>
@@ -6050,7 +6100,7 @@
       <w:pPr>
         <w:numPr>
           <w:ilvl w:val="0"/>
-          <w:numId w:val="40"/>
+          <w:numId w:val="90"/>
         </w:numPr>
       </w:pPr>
       <w:r>
@@ -6065,7 +6115,7 @@
       <w:pPr>
         <w:numPr>
           <w:ilvl w:val="0"/>
-          <w:numId w:val="40"/>
+          <w:numId w:val="90"/>
         </w:numPr>
       </w:pPr>
       <w:r>
@@ -6080,7 +6130,7 @@
       <w:pPr>
         <w:numPr>
           <w:ilvl w:val="0"/>
-          <w:numId w:val="40"/>
+          <w:numId w:val="90"/>
         </w:numPr>
       </w:pPr>
       <w:r>
@@ -6095,7 +6145,7 @@
       <w:pPr>
         <w:numPr>
           <w:ilvl w:val="0"/>
-          <w:numId w:val="40"/>
+          <w:numId w:val="90"/>
         </w:numPr>
       </w:pPr>
       <w:r>
@@ -13258,7 +13308,7 @@
       <w:pPr>
         <w:numPr>
           <w:ilvl w:val="0"/>
-          <w:numId w:val="51"/>
+          <w:numId w:val="91"/>
         </w:numPr>
       </w:pPr>
       <w:r>
@@ -13273,7 +13323,7 @@
       <w:pPr>
         <w:numPr>
           <w:ilvl w:val="0"/>
-          <w:numId w:val="51"/>
+          <w:numId w:val="91"/>
         </w:numPr>
       </w:pPr>
       <w:r>
@@ -13288,7 +13338,7 @@
       <w:pPr>
         <w:numPr>
           <w:ilvl w:val="0"/>
-          <w:numId w:val="51"/>
+          <w:numId w:val="91"/>
         </w:numPr>
       </w:pPr>
       <w:r>
@@ -13303,7 +13353,7 @@
       <w:pPr>
         <w:numPr>
           <w:ilvl w:val="0"/>
-          <w:numId w:val="51"/>
+          <w:numId w:val="91"/>
         </w:numPr>
       </w:pPr>
       <w:r>
@@ -15987,6 +16037,65 @@
               <w:rPr>
                 <w:rFonts w:ascii="맑은 고딕" w:hAnsi="맑은 고딕" w:eastAsia="맑은 고딕"/>
                 <w:b w:val="0"/>
+                <w:sz w:val="20"/>
+              </w:rPr>
+              <w:t>계약 체결·변경 전에 독립적인 법률 조언을 받을 수 있음을 서면으로 안내받았음</w:t>
+            </w:r>
+          </w:p>
+        </w:tc>
+        <w:tc>
+          <w:tcPr>
+            <w:tcW w:type="dxa" w:w="1870"/>
+            <w:vAlign w:val="center"/>
+            <w:tcMar>
+              <w:top w:w="100" w:type="dxa"/>
+              <w:start w:w="100" w:type="dxa"/>
+              <w:bottom w:w="100" w:type="dxa"/>
+              <w:end w:w="100" w:type="dxa"/>
+            </w:tcMar>
+          </w:tcPr>
+          <w:p>
+            <w:pPr>
+              <w:pStyle w:val="TableBody"/>
+              <w:spacing w:after="0" w:line="276" w:lineRule="auto"/>
+              <w:jc w:val="center"/>
+            </w:pPr>
+            <w:r>
+              <w:rPr>
+                <w:rFonts w:ascii="맑은 고딕" w:hAnsi="맑은 고딕" w:eastAsia="맑은 고딕"/>
+                <w:b w:val="0"/>
+                <w:sz w:val="20"/>
+              </w:rPr>
+              <w:t>□</w:t>
+            </w:r>
+          </w:p>
+        </w:tc>
+      </w:tr>
+      <w:tr>
+        <w:trPr>
+          <w:cantSplit/>
+        </w:trPr>
+        <w:tc>
+          <w:tcPr>
+            <w:tcW w:type="dxa" w:w="6630"/>
+            <w:vAlign w:val="center"/>
+            <w:tcMar>
+              <w:top w:w="100" w:type="dxa"/>
+              <w:start w:w="100" w:type="dxa"/>
+              <w:bottom w:w="100" w:type="dxa"/>
+              <w:end w:w="100" w:type="dxa"/>
+            </w:tcMar>
+          </w:tcPr>
+          <w:p>
+            <w:pPr>
+              <w:pStyle w:val="TableBody"/>
+              <w:spacing w:after="0" w:line="276" w:lineRule="auto"/>
+              <w:jc w:val="center"/>
+            </w:pPr>
+            <w:r>
+              <w:rPr>
+                <w:rFonts w:ascii="맑은 고딕" w:hAnsi="맑은 고딕" w:eastAsia="맑은 고딕"/>
+                <w:b w:val="0"/>
                 <w:color w:val="000000"/>
                 <w:sz w:val="20"/>
               </w:rPr>
@@ -16616,7 +16725,7 @@
       <w:pPr>
         <w:numPr>
           <w:ilvl w:val="0"/>
-          <w:numId w:val="58"/>
+          <w:numId w:val="92"/>
         </w:numPr>
       </w:pPr>
       <w:r>
@@ -16631,7 +16740,7 @@
       <w:pPr>
         <w:numPr>
           <w:ilvl w:val="0"/>
-          <w:numId w:val="58"/>
+          <w:numId w:val="92"/>
         </w:numPr>
       </w:pPr>
       <w:r>
@@ -16646,7 +16755,7 @@
       <w:pPr>
         <w:numPr>
           <w:ilvl w:val="0"/>
-          <w:numId w:val="58"/>
+          <w:numId w:val="92"/>
         </w:numPr>
       </w:pPr>
       <w:r>
@@ -16661,7 +16770,7 @@
       <w:pPr>
         <w:numPr>
           <w:ilvl w:val="0"/>
-          <w:numId w:val="58"/>
+          <w:numId w:val="92"/>
         </w:numPr>
       </w:pPr>
       <w:r>
@@ -16839,7 +16948,7 @@
       <w:pPr>
         <w:numPr>
           <w:ilvl w:val="0"/>
-          <w:numId w:val="61"/>
+          <w:numId w:val="93"/>
         </w:numPr>
       </w:pPr>
       <w:r>
@@ -16868,7 +16977,7 @@
       <w:pPr>
         <w:numPr>
           <w:ilvl w:val="0"/>
-          <w:numId w:val="61"/>
+          <w:numId w:val="93"/>
         </w:numPr>
       </w:pPr>
       <w:r>
@@ -16883,7 +16992,7 @@
       <w:pPr>
         <w:numPr>
           <w:ilvl w:val="0"/>
-          <w:numId w:val="61"/>
+          <w:numId w:val="93"/>
         </w:numPr>
       </w:pPr>
       <w:r>
@@ -16898,7 +17007,7 @@
       <w:pPr>
         <w:numPr>
           <w:ilvl w:val="0"/>
-          <w:numId w:val="61"/>
+          <w:numId w:val="93"/>
         </w:numPr>
       </w:pPr>
       <w:r>
@@ -16913,7 +17022,7 @@
       <w:pPr>
         <w:numPr>
           <w:ilvl w:val="0"/>
-          <w:numId w:val="61"/>
+          <w:numId w:val="93"/>
         </w:numPr>
       </w:pPr>
       <w:r>
@@ -17655,7 +17764,7 @@
       <w:pPr>
         <w:numPr>
           <w:ilvl w:val="0"/>
-          <w:numId w:val="62"/>
+          <w:numId w:val="94"/>
         </w:numPr>
       </w:pPr>
       <w:r>
@@ -17670,7 +17779,7 @@
       <w:pPr>
         <w:numPr>
           <w:ilvl w:val="0"/>
-          <w:numId w:val="62"/>
+          <w:numId w:val="94"/>
         </w:numPr>
       </w:pPr>
       <w:r>
@@ -17685,7 +17794,7 @@
       <w:pPr>
         <w:numPr>
           <w:ilvl w:val="0"/>
-          <w:numId w:val="62"/>
+          <w:numId w:val="94"/>
         </w:numPr>
       </w:pPr>
       <w:r>
@@ -17700,7 +17809,7 @@
       <w:pPr>
         <w:numPr>
           <w:ilvl w:val="0"/>
-          <w:numId w:val="62"/>
+          <w:numId w:val="94"/>
         </w:numPr>
       </w:pPr>
       <w:r>
@@ -17715,7 +17824,7 @@
       <w:pPr>
         <w:numPr>
           <w:ilvl w:val="0"/>
-          <w:numId w:val="62"/>
+          <w:numId w:val="94"/>
         </w:numPr>
       </w:pPr>
       <w:r>
@@ -24009,6 +24118,174 @@
   </w:abstractNum>
   <w:num w:numId="66">
     <w:abstractNumId w:val="34"/>
+  </w:num>
+  <w:num w:numId="67">
+    <w:abstractNumId w:val="12"/>
+    <w:lvlOverride w:ilvl="0">
+      <w:startOverride w:val="1"/>
+    </w:lvlOverride>
+  </w:num>
+  <w:num w:numId="68">
+    <w:abstractNumId w:val="12"/>
+    <w:lvlOverride w:ilvl="0">
+      <w:startOverride w:val="1"/>
+    </w:lvlOverride>
+  </w:num>
+  <w:num w:numId="69">
+    <w:abstractNumId w:val="12"/>
+    <w:lvlOverride w:ilvl="0">
+      <w:startOverride w:val="1"/>
+    </w:lvlOverride>
+  </w:num>
+  <w:num w:numId="70">
+    <w:abstractNumId w:val="12"/>
+    <w:lvlOverride w:ilvl="0">
+      <w:startOverride w:val="1"/>
+    </w:lvlOverride>
+  </w:num>
+  <w:num w:numId="71">
+    <w:abstractNumId w:val="12"/>
+    <w:lvlOverride w:ilvl="0">
+      <w:startOverride w:val="1"/>
+    </w:lvlOverride>
+  </w:num>
+  <w:num w:numId="72">
+    <w:abstractNumId w:val="12"/>
+    <w:lvlOverride w:ilvl="0">
+      <w:startOverride w:val="1"/>
+    </w:lvlOverride>
+  </w:num>
+  <w:num w:numId="73">
+    <w:abstractNumId w:val="12"/>
+    <w:lvlOverride w:ilvl="0">
+      <w:startOverride w:val="1"/>
+    </w:lvlOverride>
+  </w:num>
+  <w:num w:numId="74">
+    <w:abstractNumId w:val="12"/>
+    <w:lvlOverride w:ilvl="0">
+      <w:startOverride w:val="1"/>
+    </w:lvlOverride>
+  </w:num>
+  <w:num w:numId="75">
+    <w:abstractNumId w:val="12"/>
+    <w:lvlOverride w:ilvl="0">
+      <w:startOverride w:val="1"/>
+    </w:lvlOverride>
+  </w:num>
+  <w:num w:numId="76">
+    <w:abstractNumId w:val="12"/>
+    <w:lvlOverride w:ilvl="0">
+      <w:startOverride w:val="1"/>
+    </w:lvlOverride>
+  </w:num>
+  <w:num w:numId="77">
+    <w:abstractNumId w:val="12"/>
+    <w:lvlOverride w:ilvl="0">
+      <w:startOverride w:val="1"/>
+    </w:lvlOverride>
+  </w:num>
+  <w:num w:numId="78">
+    <w:abstractNumId w:val="12"/>
+    <w:lvlOverride w:ilvl="0">
+      <w:startOverride w:val="1"/>
+    </w:lvlOverride>
+  </w:num>
+  <w:num w:numId="79">
+    <w:abstractNumId w:val="12"/>
+    <w:lvlOverride w:ilvl="0">
+      <w:startOverride w:val="1"/>
+    </w:lvlOverride>
+  </w:num>
+  <w:num w:numId="80">
+    <w:abstractNumId w:val="12"/>
+    <w:lvlOverride w:ilvl="0">
+      <w:startOverride w:val="1"/>
+    </w:lvlOverride>
+  </w:num>
+  <w:num w:numId="81">
+    <w:abstractNumId w:val="12"/>
+    <w:lvlOverride w:ilvl="0">
+      <w:startOverride w:val="1"/>
+    </w:lvlOverride>
+  </w:num>
+  <w:num w:numId="82">
+    <w:abstractNumId w:val="12"/>
+    <w:lvlOverride w:ilvl="0">
+      <w:startOverride w:val="1"/>
+    </w:lvlOverride>
+  </w:num>
+  <w:num w:numId="83">
+    <w:abstractNumId w:val="12"/>
+    <w:lvlOverride w:ilvl="0">
+      <w:startOverride w:val="1"/>
+    </w:lvlOverride>
+  </w:num>
+  <w:num w:numId="84">
+    <w:abstractNumId w:val="12"/>
+    <w:lvlOverride w:ilvl="0">
+      <w:startOverride w:val="1"/>
+    </w:lvlOverride>
+  </w:num>
+  <w:num w:numId="85">
+    <w:abstractNumId w:val="12"/>
+    <w:lvlOverride w:ilvl="0">
+      <w:startOverride w:val="1"/>
+    </w:lvlOverride>
+  </w:num>
+  <w:num w:numId="86">
+    <w:abstractNumId w:val="12"/>
+    <w:lvlOverride w:ilvl="0">
+      <w:startOverride w:val="1"/>
+    </w:lvlOverride>
+  </w:num>
+  <w:num w:numId="87">
+    <w:abstractNumId w:val="12"/>
+    <w:lvlOverride w:ilvl="0">
+      <w:startOverride w:val="1"/>
+    </w:lvlOverride>
+  </w:num>
+  <w:num w:numId="88">
+    <w:abstractNumId w:val="12"/>
+    <w:lvlOverride w:ilvl="0">
+      <w:startOverride w:val="1"/>
+    </w:lvlOverride>
+  </w:num>
+  <w:num w:numId="89">
+    <w:abstractNumId w:val="12"/>
+    <w:lvlOverride w:ilvl="0">
+      <w:startOverride w:val="1"/>
+    </w:lvlOverride>
+  </w:num>
+  <w:num w:numId="90">
+    <w:abstractNumId w:val="12"/>
+    <w:lvlOverride w:ilvl="0">
+      <w:startOverride w:val="1"/>
+    </w:lvlOverride>
+  </w:num>
+  <w:num w:numId="91">
+    <w:abstractNumId w:val="22"/>
+    <w:lvlOverride w:ilvl="0">
+      <w:startOverride w:val="1"/>
+    </w:lvlOverride>
+  </w:num>
+  <w:num w:numId="92">
+    <w:abstractNumId w:val="28"/>
+    <w:lvlOverride w:ilvl="0">
+      <w:startOverride w:val="1"/>
+    </w:lvlOverride>
+  </w:num>
+  <w:num w:numId="93">
+    <w:abstractNumId w:val="30"/>
+    <w:lvlOverride w:ilvl="0">
+      <w:startOverride w:val="1"/>
+    </w:lvlOverride>
+  </w:num>
+  <w:num w:numId="94">
+    <w:abstractNumId w:val="30"/>
+    <w:lvlOverride w:ilvl="0">
+      <w:startOverride w:val="1"/>
+    </w:lvlOverride>
   </w:num>
 </w:numbering>
 </file>

--- a/archive/2026-10-02/contracts/통합본_A_장기_전속계약_및_부속서류.docx
+++ b/archive/2026-10-02/contracts/통합본_A_장기_전속계약_및_부속서류.docx
@@ -2661,6 +2661,15 @@
       </w:r>
     </w:p>
     <w:p>
+      <w:r>
+        <w:rPr>
+          <w:rFonts w:ascii="Calibri" w:hAnsi="Calibri" w:eastAsia="Malgun Gothic"/>
+          <w:b w:val="0"/>
+        </w:rPr>
+        <w:t>⑦ 선수가 공무원·지방자치단체 소속 등으로 겸직 허가나 소속기관의 승인이 필요한 경우, 계약 체결 전에 허가·승인을 받을 것을 권장한다. 선수는 허가·승인 없이 활동하면 소속기관과의 분쟁, 징계, 계약상 불이익이 생길 수 있음을 충분히 인지하고 계약을 체결한다. 회사는 허가·승인 신청에 필요한 자료 준비와 안내를 도울 수 있으나, 선수를 대리하여 신청하거나 소속기관과 교섭하지 않는다.</w:t>
+      </w:r>
+    </w:p>
+    <w:p>
       <w:pPr>
         <w:pStyle w:val="Heading2"/>
         <w:keepNext/>
@@ -3651,6 +3660,15 @@
       </w:r>
     </w:p>
     <w:p>
+      <w:r>
+        <w:rPr>
+          <w:rFonts w:ascii="Calibri" w:hAnsi="Calibri" w:eastAsia="Malgun Gothic"/>
+          <w:b w:val="0"/>
+        </w:rPr>
+        <w:t>④ 광고·협찬 게시물의 표시 방법(“광고”, “유료 광고 포함” 등 표기)은 거래별 별도 합의서에서 정한다.</w:t>
+      </w:r>
+    </w:p>
+    <w:p>
       <w:pPr>
         <w:pStyle w:val="Heading2"/>
         <w:keepNext/>
@@ -6030,7 +6048,15 @@
           <w:rFonts w:ascii="Calibri" w:hAnsi="Calibri" w:eastAsia="Malgun Gothic"/>
           <w:b w:val="0"/>
         </w:rPr>
-        <w:t>② 선수의 건강·부상·질병·상담·도핑 관련 정보는 별도의 민감정보 동의를 받아 처리한다.</w:t>
+        <w:t xml:space="preserve">② 선수의 건강·부상·질병·상담·도핑 관련 정보는 「개인정보·민감정보 수집·이용 동의서」(14번 서식)에 따른 별도 동의를 받아 처리한다. </w:t>
+      </w:r>
+      <w:r>
+        <w:rPr>
+          <w:rFonts w:ascii="Calibri" w:hAnsi="Calibri" w:eastAsia="Malgun Gothic"/>
+          <w:b/>
+          <w:color w:val="0D5F5A"/>
+        </w:rPr>
+        <w:t>선수가 선택 항목에 동의하지 않아도 계약 체결과 수익배분에 불이익을 주지 않는다.</w:t>
       </w:r>
     </w:p>
     <w:p>
@@ -6347,6 +6373,23 @@
           <w:b w:val="0"/>
         </w:rPr>
         <w:t>④ 법정대리인은 선수의 정산자료를 열람할 수 있다. 다만 선수의 수익을 법정대리인에게 지급하려면 별도 수령권한을 확인해야 한다.</w:t>
+      </w:r>
+    </w:p>
+    <w:p>
+      <w:r>
+        <w:rPr>
+          <w:rFonts w:ascii="Calibri" w:hAnsi="Calibri" w:eastAsia="Malgun Gothic"/>
+          <w:b w:val="0"/>
+        </w:rPr>
+        <w:t xml:space="preserve">⑤ </w:t>
+      </w:r>
+      <w:r>
+        <w:rPr>
+          <w:rFonts w:ascii="Calibri" w:hAnsi="Calibri" w:eastAsia="Malgun Gothic"/>
+          <w:b/>
+          <w:color w:val="0D5F5A"/>
+        </w:rPr>
+        <w:t>미성년 선수의 상업거래 승인과 별도 합의서에는 법정대리인이 함께 서명한다.</w:t>
       </w:r>
     </w:p>
     <w:p>
@@ -16039,6 +16082,124 @@
                 <w:b w:val="0"/>
                 <w:sz w:val="20"/>
               </w:rPr>
+              <w:t>개인정보·민감정보 동의서(14번)를 받았으며, 선택 항목에 동의하지 않아도 불이익이 없음</w:t>
+            </w:r>
+          </w:p>
+        </w:tc>
+        <w:tc>
+          <w:tcPr>
+            <w:tcW w:type="dxa" w:w="1870"/>
+            <w:vAlign w:val="center"/>
+            <w:tcMar>
+              <w:top w:w="100" w:type="dxa"/>
+              <w:start w:w="100" w:type="dxa"/>
+              <w:bottom w:w="100" w:type="dxa"/>
+              <w:end w:w="100" w:type="dxa"/>
+            </w:tcMar>
+          </w:tcPr>
+          <w:p>
+            <w:pPr>
+              <w:pStyle w:val="TableBody"/>
+              <w:spacing w:after="0" w:line="276" w:lineRule="auto"/>
+              <w:jc w:val="center"/>
+            </w:pPr>
+            <w:r>
+              <w:rPr>
+                <w:rFonts w:ascii="맑은 고딕" w:hAnsi="맑은 고딕" w:eastAsia="맑은 고딕"/>
+                <w:b w:val="0"/>
+                <w:sz w:val="20"/>
+              </w:rPr>
+              <w:t>□</w:t>
+            </w:r>
+          </w:p>
+        </w:tc>
+      </w:tr>
+      <w:tr>
+        <w:trPr>
+          <w:cantSplit/>
+        </w:trPr>
+        <w:tc>
+          <w:tcPr>
+            <w:tcW w:type="dxa" w:w="6630"/>
+            <w:vAlign w:val="center"/>
+            <w:tcMar>
+              <w:top w:w="100" w:type="dxa"/>
+              <w:start w:w="100" w:type="dxa"/>
+              <w:bottom w:w="100" w:type="dxa"/>
+              <w:end w:w="100" w:type="dxa"/>
+            </w:tcMar>
+          </w:tcPr>
+          <w:p>
+            <w:pPr>
+              <w:pStyle w:val="TableBody"/>
+              <w:spacing w:after="0" w:line="276" w:lineRule="auto"/>
+              <w:jc w:val="center"/>
+            </w:pPr>
+            <w:r>
+              <w:rPr>
+                <w:rFonts w:ascii="맑은 고딕" w:hAnsi="맑은 고딕" w:eastAsia="맑은 고딕"/>
+                <w:b w:val="0"/>
+                <w:sz w:val="20"/>
+              </w:rPr>
+              <w:t>겸직 허가·소속기관 승인은 계약 전에 받을 것을 권장하며, 받지 않으면 분쟁·징계 등 불이익이 생길 수 있음을 알고 있음. 회사는 준비를 도울 수 있으나 대리인이 되지 않음</w:t>
+            </w:r>
+          </w:p>
+        </w:tc>
+        <w:tc>
+          <w:tcPr>
+            <w:tcW w:type="dxa" w:w="1870"/>
+            <w:vAlign w:val="center"/>
+            <w:tcMar>
+              <w:top w:w="100" w:type="dxa"/>
+              <w:start w:w="100" w:type="dxa"/>
+              <w:bottom w:w="100" w:type="dxa"/>
+              <w:end w:w="100" w:type="dxa"/>
+            </w:tcMar>
+          </w:tcPr>
+          <w:p>
+            <w:pPr>
+              <w:pStyle w:val="TableBody"/>
+              <w:spacing w:after="0" w:line="276" w:lineRule="auto"/>
+              <w:jc w:val="center"/>
+            </w:pPr>
+            <w:r>
+              <w:rPr>
+                <w:rFonts w:ascii="맑은 고딕" w:hAnsi="맑은 고딕" w:eastAsia="맑은 고딕"/>
+                <w:b w:val="0"/>
+                <w:sz w:val="20"/>
+              </w:rPr>
+              <w:t>□</w:t>
+            </w:r>
+          </w:p>
+        </w:tc>
+      </w:tr>
+      <w:tr>
+        <w:trPr>
+          <w:cantSplit/>
+        </w:trPr>
+        <w:tc>
+          <w:tcPr>
+            <w:tcW w:type="dxa" w:w="6630"/>
+            <w:vAlign w:val="center"/>
+            <w:tcMar>
+              <w:top w:w="100" w:type="dxa"/>
+              <w:start w:w="100" w:type="dxa"/>
+              <w:bottom w:w="100" w:type="dxa"/>
+              <w:end w:w="100" w:type="dxa"/>
+            </w:tcMar>
+          </w:tcPr>
+          <w:p>
+            <w:pPr>
+              <w:pStyle w:val="TableBody"/>
+              <w:spacing w:after="0" w:line="276" w:lineRule="auto"/>
+              <w:jc w:val="center"/>
+            </w:pPr>
+            <w:r>
+              <w:rPr>
+                <w:rFonts w:ascii="맑은 고딕" w:hAnsi="맑은 고딕" w:eastAsia="맑은 고딕"/>
+                <w:b w:val="0"/>
+                <w:sz w:val="20"/>
+              </w:rPr>
               <w:t>계약 체결·변경 전에 독립적인 법률 조언을 받을 수 있음을 서면으로 안내받았음</w:t>
             </w:r>
           </w:p>
